--- a/docs/offre-btp-800-vehicules-2026-05.docx
+++ b/docs/offre-btp-800-vehicules-2026-05.docx
@@ -331,7 +331,7 @@
         <w:t xml:space="preserve"> </w:t>
       </w:r>
       <w:r>
-        <w:t xml:space="preserve">inclut intégralement Flotte Pro et y ajoute la couche urgence (SLA 3 h chrono Abidjan, J+1 garanti hors Abidjan, ligne WhatsApp dédiée, concierge dépannage avec sourcing engins lourds).</w:t>
+        <w:t xml:space="preserve">inclut intégralement Flotte Pro et y ajoute la couche urgence (livraison express 3 h / 6 h max à Abidjan, livraison prioritaire hors Abidjan, ligne WhatsApp dédiée, concierge dépannage avec sourcing engins lourds).</w:t>
       </w:r>
     </w:p>
     <w:p>
@@ -691,13 +691,13 @@
           <w:b/>
           <w:bCs/>
         </w:rPr>
-        <w:t xml:space="preserve">Livraison 3 h chrono à Abidjan</w:t>
-      </w:r>
-      <w:r>
-        <w:t xml:space="preserve"> </w:t>
-      </w:r>
-      <w:r>
-        <w:t xml:space="preserve">garantie quand la pièce est en stock chez un partenaire</w:t>
+        <w:t xml:space="preserve">Livraison express à Abidjan : 3 heures, 6 heures maximum</w:t>
+      </w:r>
+      <w:r>
+        <w:t xml:space="preserve"> </w:t>
+      </w:r>
+      <w:r>
+        <w:t xml:space="preserve">quand la pièce est en stock chez un partenaire</w:t>
       </w:r>
     </w:p>
     <w:p>
@@ -713,7 +713,7 @@
           <w:b/>
           <w:bCs/>
         </w:rPr>
-        <w:t xml:space="preserve">Livraison J+1 garantie hors Abidjan</w:t>
+        <w:t xml:space="preserve">Livraison prioritaire hors Abidjan</w:t>
       </w:r>
       <w:r>
         <w:t xml:space="preserve"> </w:t>
@@ -742,28 +742,6 @@
       </w:r>
       <w:r>
         <w:t xml:space="preserve">à la demande (Tongon, Ity, Bonikro, Anguédédou…)</w:t>
-      </w:r>
-    </w:p>
-    <w:p>
-      <w:pPr>
-        <w:pStyle w:val="Compact"/>
-        <w:numPr>
-          <w:ilvl w:val="0"/>
-          <w:numId w:val="1002"/>
-        </w:numPr>
-      </w:pPr>
-      <w:r>
-        <w:rPr>
-          <w:b/>
-          <w:bCs/>
-        </w:rPr>
-        <w:t xml:space="preserve">SLA monétisé</w:t>
-      </w:r>
-      <w:r>
-        <w:t xml:space="preserve"> </w:t>
-      </w:r>
-      <w:r>
-        <w:t xml:space="preserve">: remboursement intégral des frais + 5 000 F de crédit par breach</w:t>
       </w:r>
     </w:p>
     <w:p>
@@ -1082,13 +1060,13 @@
     </w:p>
     <w:bookmarkEnd w:id="26"/>
     <w:bookmarkEnd w:id="27"/>
-    <w:bookmarkStart w:id="30" w:name="X979e0091f43d5b7553da9fcd223890a6ebc986c"/>
+    <w:bookmarkStart w:id="30" w:name="Xfa1c9b16fb8a169cf4d652fdd737e56450bacea"/>
     <w:p>
       <w:pPr>
         <w:pStyle w:val="Heading2"/>
       </w:pPr>
       <w:r>
-        <w:t xml:space="preserve">4. Engagements de service (SLA)</w:t>
+        <w:t xml:space="preserve">4. Engagements de service</w:t>
       </w:r>
     </w:p>
     <w:bookmarkStart w:id="28" w:name="flotte-pro"/>
@@ -1304,7 +1282,7 @@
                 <w:b/>
                 <w:bCs/>
               </w:rPr>
-              <w:t xml:space="preserve">3 h chrono</w:t>
+              <w:t xml:space="preserve">3 h, 6 h maximum</w:t>
             </w:r>
             <w:r>
               <w:t xml:space="preserve"> </w:t>
@@ -1323,28 +1301,18 @@
               <w:pStyle w:val="Compact"/>
             </w:pPr>
             <w:r>
-              <w:t xml:space="preserve">Livraison J+1 hors Abidjan</w:t>
-            </w:r>
-          </w:p>
-        </w:tc>
-        <w:tc>
-          <w:tcPr/>
-          <w:p>
-            <w:pPr>
-              <w:pStyle w:val="Compact"/>
-            </w:pPr>
-            <w:r>
-              <w:rPr>
-                <w:b/>
-                <w:bCs/>
-              </w:rPr>
-              <w:t xml:space="preserve">J+1 ouvré</w:t>
-            </w:r>
-            <w:r>
-              <w:t xml:space="preserve"> </w:t>
-            </w:r>
-            <w:r>
-              <w:t xml:space="preserve">sur 4 villes pilotes, extension trimestrielle vers sites miniers et chantiers isolés</w:t>
+              <w:t xml:space="preserve">Livraison hors Abidjan</w:t>
+            </w:r>
+          </w:p>
+        </w:tc>
+        <w:tc>
+          <w:tcPr/>
+          <w:p>
+            <w:pPr>
+              <w:pStyle w:val="Compact"/>
+            </w:pPr>
+            <w:r>
+              <w:t xml:space="preserve">Prioritaire sur 4 villes pilotes, extension trimestrielle vers sites miniers et chantiers isolés</w:t>
             </w:r>
           </w:p>
         </w:tc>
@@ -1417,34 +1385,6 @@
             </w:pPr>
             <w:r>
               <w:t xml:space="preserve">Réponse sous 24 h, délai annoncé avant engagement</w:t>
-            </w:r>
-          </w:p>
-        </w:tc>
-      </w:tr>
-      <w:tr>
-        <w:tc>
-          <w:tcPr/>
-          <w:p>
-            <w:pPr>
-              <w:pStyle w:val="Compact"/>
-            </w:pPr>
-            <w:r>
-              <w:rPr>
-                <w:b/>
-                <w:bCs/>
-              </w:rPr>
-              <w:t xml:space="preserve">Pénalité SLA breach</w:t>
-            </w:r>
-          </w:p>
-        </w:tc>
-        <w:tc>
-          <w:tcPr/>
-          <w:p>
-            <w:pPr>
-              <w:pStyle w:val="Compact"/>
-            </w:pPr>
-            <w:r>
-              <w:t xml:space="preserve">Remboursement intégral des frais de livraison + 5 000 F de crédit</w:t>
             </w:r>
           </w:p>
         </w:tc>
@@ -1948,7 +1888,7 @@
         <w:pStyle w:val="FirstParagraph"/>
       </w:pPr>
       <w:r>
-        <w:t xml:space="preserve">Cette approche permet de concentrer la valeur du SLA 3 h chrono là où elle paie réellement (engins lourds en chantier critique) sans gonfler le coût sur le parc non-prioritaire.</w:t>
+        <w:t xml:space="preserve">Cette approche permet de concentrer la valeur de la livraison express 3 h (6 h max) là où elle paie réellement (engins lourds en chantier critique) sans gonfler le coût sur le parc non-prioritaire.</w:t>
       </w:r>
     </w:p>
     <w:p>

--- a/docs/offre-btp-800-vehicules-2026-05.docx
+++ b/docs/offre-btp-800-vehicules-2026-05.docx
@@ -2,7 +2,7 @@
 <file path=word/document.xml><?xml version="1.0" encoding="utf-8"?>
 <w:document xmlns:w="http://schemas.openxmlformats.org/wordprocessingml/2006/main" xmlns:m="http://schemas.openxmlformats.org/officeDocument/2006/math" xmlns:r="http://schemas.openxmlformats.org/officeDocument/2006/relationships" xmlns:o="urn:schemas-microsoft-com:office:office" xmlns:v="urn:schemas-microsoft-com:vml" xmlns:w10="urn:schemas-microsoft-com:office:word" xmlns:a="http://schemas.openxmlformats.org/drawingml/2006/main" xmlns:pic="http://schemas.openxmlformats.org/drawingml/2006/picture" xmlns:wp="http://schemas.openxmlformats.org/drawingml/2006/wordprocessingDrawing">
   <w:body>
-    <w:bookmarkStart w:id="41" w:name="Xbc1f6aada5dd1f3928f231525995c7417cb5ba7"/>
+    <w:bookmarkStart w:id="30" w:name="Xbc1f6aada5dd1f3928f231525995c7417cb5ba7"/>
     <w:p>
       <w:pPr>
         <w:pStyle w:val="Heading1"/>
@@ -67,7 +67,7 @@
         </w:pict>
       </w:r>
     </w:p>
-    <w:bookmarkStart w:id="20" w:name="Xf1bebadfc39ae7f592f5be040b0e780addd0f9d"/>
+    <w:bookmarkStart w:id="9" w:name="Xf1bebadfc39ae7f592f5be040b0e780addd0f9d"/>
     <w:p>
       <w:pPr>
         <w:pStyle w:val="Heading2"/>
@@ -365,8 +365,8 @@
         </w:pict>
       </w:r>
     </w:p>
-    <w:bookmarkEnd w:id="20"/>
-    <w:bookmarkStart w:id="23" w:name="X41205badc3a7b23791db7f49e7edbc863d464e1"/>
+    <w:bookmarkEnd w:id="9"/>
+    <w:bookmarkStart w:id="12" w:name="X41205badc3a7b23791db7f49e7edbc863d464e1"/>
     <w:p>
       <w:pPr>
         <w:pStyle w:val="Heading2"/>
@@ -375,7 +375,7 @@
         <w:t xml:space="preserve">2. Périmètre fonctionnel inclus</w:t>
       </w:r>
     </w:p>
-    <w:bookmarkStart w:id="21" w:name="Xea7254f1e4606bc83100a7e80bbf6569fb66057"/>
+    <w:bookmarkStart w:id="10" w:name="Xea7254f1e4606bc83100a7e80bbf6569fb66057"/>
     <w:p>
       <w:pPr>
         <w:pStyle w:val="Heading3"/>
@@ -668,8 +668,8 @@
         <w:t xml:space="preserve">Revue trimestrielle de flotte (30 min) avec Liaison Pièces</w:t>
       </w:r>
     </w:p>
-    <w:bookmarkEnd w:id="21"/>
-    <w:bookmarkStart w:id="22" w:name="X0a467a78f7af786b6bce6bde02cbf7dee6b9f61"/>
+    <w:bookmarkEnd w:id="10"/>
+    <w:bookmarkStart w:id="11" w:name="X0a467a78f7af786b6bce6bde02cbf7dee6b9f61"/>
     <w:p>
       <w:pPr>
         <w:pStyle w:val="Heading3"/>
@@ -864,9 +864,9 @@
         </w:pict>
       </w:r>
     </w:p>
-    <w:bookmarkEnd w:id="22"/>
-    <w:bookmarkEnd w:id="23"/>
-    <w:bookmarkStart w:id="27" w:name="X14fd05c05e744338b6a491ba4214e3db9be1386"/>
+    <w:bookmarkEnd w:id="11"/>
+    <w:bookmarkEnd w:id="12"/>
+    <w:bookmarkStart w:id="16" w:name="X14fd05c05e744338b6a491ba4214e3db9be1386"/>
     <w:p>
       <w:pPr>
         <w:pStyle w:val="Heading2"/>
@@ -875,7 +875,7 @@
         <w:t xml:space="preserve">3. Modalités de paiement et de facturation</w:t>
       </w:r>
     </w:p>
-    <w:bookmarkStart w:id="24" w:name="cycle-de-facturation"/>
+    <w:bookmarkStart w:id="13" w:name="cycle-de-facturation"/>
     <w:p>
       <w:pPr>
         <w:pStyle w:val="Heading3"/>
@@ -944,8 +944,8 @@
         <w:t xml:space="preserve">(10 mois facturés au lieu de 12). Recommandé pour la prévisibilité budgétaire et l'optimisation cash-flow.</w:t>
       </w:r>
     </w:p>
-    <w:bookmarkEnd w:id="24"/>
-    <w:bookmarkStart w:id="25" w:name="modes-de-paiement-acceptés"/>
+    <w:bookmarkEnd w:id="13"/>
+    <w:bookmarkStart w:id="14" w:name="modes-de-paiement-acceptés"/>
     <w:p>
       <w:pPr>
         <w:pStyle w:val="Heading3"/>
@@ -990,8 +990,8 @@
         <w:t xml:space="preserve">Cartes bancaires entreprise via CinetPay (à l'activation du paiement automatisé, Q3 2026)</w:t>
       </w:r>
     </w:p>
-    <w:bookmarkEnd w:id="25"/>
-    <w:bookmarkStart w:id="26" w:name="conditions-de-paiement"/>
+    <w:bookmarkEnd w:id="14"/>
+    <w:bookmarkStart w:id="15" w:name="conditions-de-paiement"/>
     <w:p>
       <w:pPr>
         <w:pStyle w:val="Heading3"/>
@@ -1058,9 +1058,9 @@
         </w:pict>
       </w:r>
     </w:p>
-    <w:bookmarkEnd w:id="26"/>
-    <w:bookmarkEnd w:id="27"/>
-    <w:bookmarkStart w:id="30" w:name="Xfa1c9b16fb8a169cf4d652fdd737e56450bacea"/>
+    <w:bookmarkEnd w:id="15"/>
+    <w:bookmarkEnd w:id="16"/>
+    <w:bookmarkStart w:id="19" w:name="Xfa1c9b16fb8a169cf4d652fdd737e56450bacea"/>
     <w:p>
       <w:pPr>
         <w:pStyle w:val="Heading2"/>
@@ -1069,7 +1069,7 @@
         <w:t xml:space="preserve">4. Engagements de service</w:t>
       </w:r>
     </w:p>
-    <w:bookmarkStart w:id="28" w:name="flotte-pro"/>
+    <w:bookmarkStart w:id="17" w:name="flotte-pro"/>
     <w:p>
       <w:pPr>
         <w:pStyle w:val="Heading3"/>
@@ -1212,8 +1212,8 @@
         </w:tc>
       </w:tr>
     </w:tbl>
-    <w:bookmarkEnd w:id="28"/>
-    <w:bookmarkStart w:id="29" w:name="flotte-pro--en-plus"/>
+    <w:bookmarkEnd w:id="17"/>
+    <w:bookmarkStart w:id="18" w:name="flotte-pro--en-plus"/>
     <w:p>
       <w:pPr>
         <w:pStyle w:val="Heading3"/>
@@ -1397,9 +1397,9 @@
         </w:pict>
       </w:r>
     </w:p>
-    <w:bookmarkEnd w:id="29"/>
-    <w:bookmarkEnd w:id="30"/>
-    <w:bookmarkStart w:id="31" w:name="X8c4e5e9c1c0ff0c6abf272e5d0ceb136b09c3f6"/>
+    <w:bookmarkEnd w:id="18"/>
+    <w:bookmarkEnd w:id="19"/>
+    <w:bookmarkStart w:id="20" w:name="X8c4e5e9c1c0ff0c6abf272e5d0ceb136b09c3f6"/>
     <w:p>
       <w:pPr>
         <w:pStyle w:val="Heading2"/>
@@ -1471,8 +1471,8 @@
         </w:pict>
       </w:r>
     </w:p>
-    <w:bookmarkEnd w:id="31"/>
-    <w:bookmarkStart w:id="35" w:name="Xee5dd07076a208332078d5dd8a5e2e94ecbfae1"/>
+    <w:bookmarkEnd w:id="20"/>
+    <w:bookmarkStart w:id="24" w:name="Xee5dd07076a208332078d5dd8a5e2e94ecbfae1"/>
     <w:p>
       <w:pPr>
         <w:pStyle w:val="Heading2"/>
@@ -1481,7 +1481,7 @@
         <w:t xml:space="preserve">6. Mise en service</w:t>
       </w:r>
     </w:p>
-    <w:bookmarkStart w:id="32" w:name="phase-pilote-t0--30-jours"/>
+    <w:bookmarkStart w:id="21" w:name="phase-pilote-t0--30-jours"/>
     <w:p>
       <w:pPr>
         <w:pStyle w:val="Heading3"/>
@@ -1558,8 +1558,8 @@
         <w:t xml:space="preserve">Accompagnement par un Liaison senior + un membre de l'équipe produit Pièces, présence terrain au démarrage</w:t>
       </w:r>
     </w:p>
-    <w:bookmarkEnd w:id="32"/>
-    <w:bookmarkStart w:id="33" w:name="phase-roll-out-t0--30-à-t0--120-jours"/>
+    <w:bookmarkEnd w:id="21"/>
+    <w:bookmarkStart w:id="22" w:name="phase-roll-out-t0--30-à-t0--120-jours"/>
     <w:p>
       <w:pPr>
         <w:pStyle w:val="Heading3"/>
@@ -1644,8 +1644,8 @@
         <w:t xml:space="preserve">(engins lourds à forte dépendance opérationnelle)</w:t>
       </w:r>
     </w:p>
-    <w:bookmarkEnd w:id="33"/>
-    <w:bookmarkStart w:id="34" w:name="X94a1e5e812bf28984653fdfb7e2cc49e9598810"/>
+    <w:bookmarkEnd w:id="22"/>
+    <w:bookmarkStart w:id="23" w:name="X94a1e5e812bf28984653fdfb7e2cc49e9598810"/>
     <w:p>
       <w:pPr>
         <w:pStyle w:val="Heading3"/>
@@ -1697,9 +1697,9 @@
         </w:pict>
       </w:r>
     </w:p>
-    <w:bookmarkEnd w:id="34"/>
-    <w:bookmarkEnd w:id="35"/>
-    <w:bookmarkStart w:id="36" w:name="X407c25866bc9357dc37177450b9abeeeadff91d"/>
+    <w:bookmarkEnd w:id="23"/>
+    <w:bookmarkEnd w:id="24"/>
+    <w:bookmarkStart w:id="25" w:name="X407c25866bc9357dc37177450b9abeeeadff91d"/>
     <w:p>
       <w:pPr>
         <w:pStyle w:val="Heading2"/>
@@ -1783,8 +1783,8 @@
         </w:pict>
       </w:r>
     </w:p>
-    <w:bookmarkEnd w:id="36"/>
-    <w:bookmarkStart w:id="37" w:name="Xadb8d9e5dde7d0b2d453665ba72395db9cd303c"/>
+    <w:bookmarkEnd w:id="25"/>
+    <w:bookmarkStart w:id="26" w:name="Xadb8d9e5dde7d0b2d453665ba72395db9cd303c"/>
     <w:p>
       <w:pPr>
         <w:pStyle w:val="Heading2"/>
@@ -1898,8 +1898,8 @@
         </w:pict>
       </w:r>
     </w:p>
-    <w:bookmarkEnd w:id="37"/>
-    <w:bookmarkStart w:id="38" w:name="X04269a78f9844372bccf02515e9d04fef119bb7"/>
+    <w:bookmarkEnd w:id="26"/>
+    <w:bookmarkStart w:id="27" w:name="X04269a78f9844372bccf02515e9d04fef119bb7"/>
     <w:p>
       <w:pPr>
         <w:pStyle w:val="Heading2"/>
@@ -1983,8 +1983,8 @@
         </w:pict>
       </w:r>
     </w:p>
-    <w:bookmarkEnd w:id="38"/>
-    <w:bookmarkStart w:id="40" w:name="X5dd80f53d02925f270703a35b97d600acb1d2bf"/>
+    <w:bookmarkEnd w:id="27"/>
+    <w:bookmarkStart w:id="29" w:name="X5dd80f53d02925f270703a35b97d600acb1d2bf"/>
     <w:p>
       <w:pPr>
         <w:pStyle w:val="Heading2"/>
@@ -2013,7 +2013,7 @@
       <w:r>
         <w:t xml:space="preserve"> </w:t>
       </w:r>
-      <w:hyperlink r:id="rId39">
+      <w:hyperlink r:id="rId28">
         <w:r>
           <w:rPr>
             <w:rStyle w:val="Hyperlink"/>
@@ -2034,9 +2034,13 @@
         <w:t xml:space="preserve">Document confidentiel · diffusion restreinte · ne pas reproduire sans accord écrit de Pièces.ci. Référence interne : PCS-BTP-2026-05-001.</w:t>
       </w:r>
     </w:p>
-    <w:bookmarkEnd w:id="40"/>
-    <w:bookmarkEnd w:id="41"/>
-    <w:sectPr/>
+    <w:bookmarkEnd w:id="29"/>
+    <w:bookmarkEnd w:id="30"/>
+    <w:sectPr>
+      <w:footnotePr>
+        <w:numRestart w:val="eachSect"/>
+      </w:footnotePr>
+    </w:sectPr>
   </w:body>
 </w:document>
 </file>
@@ -2292,10 +2296,10 @@
   <w:docDefaults>
     <w:rPrDefault>
       <w:rPr>
-        <w:rFonts w:asciiTheme="minorHAnsi" w:cstheme="minorBidi" w:eastAsiaTheme="minorHAnsi" w:hAnsiTheme="minorHAnsi"/>
+        <w:rFonts w:asciiTheme="minorHAnsi" w:cstheme="minorBidi" w:eastAsiaTheme="minorEastAsia" w:hAnsiTheme="minorHAnsi"/>
         <w:sz w:val="24"/>
         <w:szCs w:val="24"/>
-        <w:lang w:bidi="ar-SA" w:eastAsia="en-US" w:val="en-US"/>
+        <w:lang w:bidi="ar-SA" w:eastAsia="zh-CN" w:val="en-US"/>
       </w:rPr>
     </w:rPrDefault>
     <w:pPrDefault>
@@ -2347,8 +2351,6 @@
     </w:pPr>
     <w:rPr>
       <w:rFonts w:asciiTheme="majorHAnsi" w:cstheme="majorBidi" w:eastAsiaTheme="majorEastAsia" w:hAnsiTheme="majorHAnsi"/>
-      <w:spacing w:val="-10"/>
-      <w:kern w:val="28"/>
       <w:sz w:val="56"/>
       <w:szCs w:val="56"/>
     </w:rPr>
@@ -2361,8 +2363,6 @@
     <w:rsid w:val="00A10FD9"/>
     <w:rPr>
       <w:rFonts w:asciiTheme="majorHAnsi" w:cstheme="majorBidi" w:eastAsiaTheme="majorEastAsia" w:hAnsiTheme="majorHAnsi"/>
-      <w:spacing w:val="-10"/>
-      <w:kern w:val="28"/>
       <w:sz w:val="56"/>
       <w:szCs w:val="56"/>
     </w:rPr>
@@ -2403,23 +2403,31 @@
   </w:style>
   <w:style w:customStyle="1" w:styleId="Author" w:type="paragraph">
     <w:name w:val="Author"/>
+    <w:basedOn w:val="Title"/>
     <w:next w:val="BodyText"/>
     <w:qFormat/>
     <w:pPr>
       <w:keepNext/>
       <w:keepLines/>
-      <w:jc w:val="center"/>
     </w:pPr>
+    <w:rPr>
+      <w:sz w:val="24"/>
+      <w:szCs w:val="24"/>
+    </w:rPr>
   </w:style>
   <w:style w:styleId="Date" w:type="paragraph">
     <w:name w:val="Date"/>
+    <w:basedOn w:val="Title"/>
     <w:next w:val="BodyText"/>
     <w:qFormat/>
     <w:pPr>
       <w:keepNext/>
       <w:keepLines/>
-      <w:jc w:val="center"/>
     </w:pPr>
+    <w:rPr>
+      <w:sz w:val="24"/>
+      <w:szCs w:val="24"/>
+    </w:rPr>
   </w:style>
   <w:style w:customStyle="1" w:styleId="AbstractTitle" w:type="paragraph">
     <w:name w:val="Abstract Title"/>
@@ -2832,13 +2840,6 @@
       </w:tblCellMar>
     </w:tblPr>
     <w:tblStylePr w:type="firstRow">
-      <w:tblPr>
-        <w:jc w:val="left"/>
-        <w:tblInd w:type="dxa" w:w="0"/>
-      </w:tblPr>
-      <w:trPr>
-        <w:jc w:val="left"/>
-      </w:trPr>
       <w:tcPr>
         <w:tcBorders>
           <w:bottom w:val="single"/>

--- a/docs/offre-btp-800-vehicules-2026-05.docx
+++ b/docs/offre-btp-800-vehicules-2026-05.docx
@@ -2,13 +2,13 @@
 <file path=word/document.xml><?xml version="1.0" encoding="utf-8"?>
 <w:document xmlns:w="http://schemas.openxmlformats.org/wordprocessingml/2006/main" xmlns:m="http://schemas.openxmlformats.org/officeDocument/2006/math" xmlns:r="http://schemas.openxmlformats.org/officeDocument/2006/relationships" xmlns:o="urn:schemas-microsoft-com:office:office" xmlns:v="urn:schemas-microsoft-com:vml" xmlns:w10="urn:schemas-microsoft-com:office:word" xmlns:a="http://schemas.openxmlformats.org/drawingml/2006/main" xmlns:pic="http://schemas.openxmlformats.org/drawingml/2006/picture" xmlns:wp="http://schemas.openxmlformats.org/drawingml/2006/wordprocessingDrawing">
   <w:body>
-    <w:bookmarkStart w:id="30" w:name="Xbc1f6aada5dd1f3928f231525995c7417cb5ba7"/>
+    <w:bookmarkStart w:id="40" w:name="X56bfdba25b762faeb6a14d864e012003459e7d9"/>
     <w:p>
       <w:pPr>
         <w:pStyle w:val="Heading1"/>
       </w:pPr>
       <w:r>
-        <w:t xml:space="preserve">Offre commerciale — Pièces pour [Nom de l'entreprise BTP]</w:t>
+        <w:t xml:space="preserve">Offre commerciale — Pièces pour [Nom de l’entreprise BTP]</w:t>
       </w:r>
     </w:p>
     <w:p>
@@ -38,7 +38,7 @@
           <w:b/>
           <w:bCs/>
         </w:rPr>
-        <w:t xml:space="preserve">[Nom de l'entreprise BTP]</w:t>
+        <w:t xml:space="preserve">[Nom de l’entreprise BTP]</w:t>
       </w:r>
       <w:r>
         <w:t xml:space="preserve">, exploitant une flotte de</w:t>
@@ -57,7 +57,7 @@
         <w:t xml:space="preserve"> </w:t>
       </w:r>
       <w:r>
-        <w:t xml:space="preserve">(camions, engins lourds, pickups de chantier) en Côte d'Ivoire. Cette offre n'est ni publique ni publiée ; elle vous est remise en main propre dans le cadre de discussions commerciales confidentielles avec Pièces.ci.</w:t>
+        <w:t xml:space="preserve">(camions, engins lourds, pickups de chantier) en Côte d’Ivoire. Cette offre n’est ni publique ni publiée ; elle vous est remise en main propre dans le cadre de discussions commerciales confidentielles avec Pièces.ci.</w:t>
       </w:r>
     </w:p>
     <w:p>
@@ -67,13 +67,13 @@
         </w:pict>
       </w:r>
     </w:p>
-    <w:bookmarkStart w:id="9" w:name="Xf1bebadfc39ae7f592f5be040b0e780addd0f9d"/>
+    <w:bookmarkStart w:id="20" w:name="synthèse-de-loffre"/>
     <w:p>
       <w:pPr>
         <w:pStyle w:val="Heading2"/>
       </w:pPr>
       <w:r>
-        <w:t xml:space="preserve">1. Synthèse de l'offre</w:t>
+        <w:t xml:space="preserve">1. Synthèse de l’offre</w:t>
       </w:r>
     </w:p>
     <w:p>
@@ -81,7 +81,7 @@
         <w:pStyle w:val="FirstParagraph"/>
       </w:pPr>
       <w:r>
-        <w:t xml:space="preserve">Pièces.ci propose à [Nom de l'entreprise BTP]</w:t>
+        <w:t xml:space="preserve">Pièces.ci propose à [Nom de l’entreprise BTP]</w:t>
       </w:r>
       <w:r>
         <w:t xml:space="preserve"> </w:t>
@@ -91,7 +91,7 @@
           <w:b/>
           <w:bCs/>
         </w:rPr>
-        <w:t xml:space="preserve">un contrat d'abonnement plateforme</w:t>
+        <w:t xml:space="preserve">un contrat d’abonnement plateforme</w:t>
       </w:r>
       <w:r>
         <w:t xml:space="preserve"> </w:t>
@@ -103,7 +103,8 @@
     <w:tbl>
       <w:tblPr>
         <w:tblStyle w:val="Table"/>
-        <w:tblW w:type="auto" w:w="0"/>
+        <w:tblW w:type="pct" w:w="5000"/>
+        <w:tblLayout w:type="fixed"/>
         <w:tblLook w:firstRow="1" w:lastRow="0" w:firstColumn="0" w:lastColumn="0" w:noHBand="0" w:noVBand="0" w:val="0020"/>
       </w:tblPr>
       <w:tblGrid>
@@ -168,7 +169,7 @@
               <w:pStyle w:val="Compact"/>
             </w:pPr>
             <w:r>
-              <w:t xml:space="preserve">Total annuel (paiement annuel d'avance)</w:t>
+              <w:t xml:space="preserve">Total annuel (paiement annuel d’avance)</w:t>
             </w:r>
           </w:p>
         </w:tc>
@@ -331,7 +332,7 @@
         <w:t xml:space="preserve"> </w:t>
       </w:r>
       <w:r>
-        <w:t xml:space="preserve">inclut intégralement Flotte Pro et y ajoute la couche urgence (livraison express 3 h / 6 h max à Abidjan, livraison prioritaire hors Abidjan, ligne WhatsApp dédiée, concierge dépannage avec sourcing engins lourds).</w:t>
+        <w:t xml:space="preserve">inclut intégralement Flotte Pro et y ajoute la couche urgence (livraison express prioritaire à Abidjan : notre équipe dédiée livre le plus rapidement possible, livraison prioritaire hors Abidjan, ligne WhatsApp dédiée, concierge dépannage avec sourcing engins lourds).</w:t>
       </w:r>
     </w:p>
     <w:p>
@@ -349,13 +350,13 @@
           <w:b/>
           <w:bCs/>
         </w:rPr>
-        <w:t xml:space="preserve">L'offre n'est pas publique</w:t>
-      </w:r>
-      <w:r>
-        <w:t xml:space="preserve"> </w:t>
-      </w:r>
-      <w:r>
-        <w:t xml:space="preserve">et ne fait l'objet d'aucune publication sur pieces.ci.</w:t>
+        <w:t xml:space="preserve">L’offre n’est pas publique</w:t>
+      </w:r>
+      <w:r>
+        <w:t xml:space="preserve"> </w:t>
+      </w:r>
+      <w:r>
+        <w:t xml:space="preserve">et ne fait l’objet d’aucune publication sur pieces.ci.</w:t>
       </w:r>
     </w:p>
     <w:p>
@@ -365,8 +366,8 @@
         </w:pict>
       </w:r>
     </w:p>
-    <w:bookmarkEnd w:id="9"/>
-    <w:bookmarkStart w:id="12" w:name="X41205badc3a7b23791db7f49e7edbc863d464e1"/>
+    <w:bookmarkEnd w:id="20"/>
+    <w:bookmarkStart w:id="23" w:name="périmètre-fonctionnel-inclus"/>
     <w:p>
       <w:pPr>
         <w:pStyle w:val="Heading2"/>
@@ -375,7 +376,7 @@
         <w:t xml:space="preserve">2. Périmètre fonctionnel inclus</w:t>
       </w:r>
     </w:p>
-    <w:bookmarkStart w:id="10" w:name="Xea7254f1e4606bc83100a7e80bbf6569fb66057"/>
+    <w:bookmarkStart w:id="21" w:name="X06e58b6f10acdbbabd57be84da0848c713161da"/>
     <w:p>
       <w:pPr>
         <w:pStyle w:val="Heading3"/>
@@ -467,7 +468,7 @@
         <w:t xml:space="preserve"> </w:t>
       </w:r>
       <w:r>
-        <w:t xml:space="preserve">: coût/heure d'usage, coût cumulé, comparaison vs flotte similaire</w:t>
+        <w:t xml:space="preserve">: coût/heure d’usage, coût cumulé, comparaison vs flotte similaire</w:t>
       </w:r>
     </w:p>
     <w:p>
@@ -668,8 +669,8 @@
         <w:t xml:space="preserve">Revue trimestrielle de flotte (30 min) avec Liaison Pièces</w:t>
       </w:r>
     </w:p>
-    <w:bookmarkEnd w:id="10"/>
-    <w:bookmarkStart w:id="11" w:name="X0a467a78f7af786b6bce6bde02cbf7dee6b9f61"/>
+    <w:bookmarkEnd w:id="21"/>
+    <w:bookmarkStart w:id="22" w:name="Xa408a4f6b8acad958aa08993a01bbce0400d94e"/>
     <w:p>
       <w:pPr>
         <w:pStyle w:val="Heading3"/>
@@ -691,13 +692,13 @@
           <w:b/>
           <w:bCs/>
         </w:rPr>
-        <w:t xml:space="preserve">Livraison express à Abidjan : 3 heures, 6 heures maximum</w:t>
-      </w:r>
-      <w:r>
-        <w:t xml:space="preserve"> </w:t>
-      </w:r>
-      <w:r>
-        <w:t xml:space="preserve">quand la pièce est en stock chez un partenaire</w:t>
+        <w:t xml:space="preserve">Livraison express prioritaire à Abidjan</w:t>
+      </w:r>
+      <w:r>
+        <w:t xml:space="preserve"> </w:t>
+      </w:r>
+      <w:r>
+        <w:t xml:space="preserve">: notre équipe dédiée livre le plus rapidement possible quand la pièce est en stock chez un partenaire</w:t>
       </w:r>
     </w:p>
     <w:p>
@@ -753,7 +754,7 @@
         </w:numPr>
       </w:pPr>
       <w:r>
-        <w:t xml:space="preserve">Pickup prioritaire chez le vendeur en 30 min</w:t>
+        <w:t xml:space="preserve">Pickup prioritaire chez le vendeur le plus rapidement possible</w:t>
       </w:r>
     </w:p>
     <w:p>
@@ -848,7 +849,7 @@
           <w:b/>
           <w:bCs/>
         </w:rPr>
-        <w:t xml:space="preserve">API documentée + webhooks d'événements</w:t>
+        <w:t xml:space="preserve">API documentée + webhooks d’événements</w:t>
       </w:r>
       <w:r>
         <w:t xml:space="preserve"> </w:t>
@@ -864,9 +865,9 @@
         </w:pict>
       </w:r>
     </w:p>
-    <w:bookmarkEnd w:id="11"/>
-    <w:bookmarkEnd w:id="12"/>
-    <w:bookmarkStart w:id="16" w:name="X14fd05c05e744338b6a491ba4214e3db9be1386"/>
+    <w:bookmarkEnd w:id="22"/>
+    <w:bookmarkEnd w:id="23"/>
+    <w:bookmarkStart w:id="27" w:name="modalités-de-paiement-et-de-facturation"/>
     <w:p>
       <w:pPr>
         <w:pStyle w:val="Heading2"/>
@@ -875,7 +876,7 @@
         <w:t xml:space="preserve">3. Modalités de paiement et de facturation</w:t>
       </w:r>
     </w:p>
-    <w:bookmarkStart w:id="13" w:name="cycle-de-facturation"/>
+    <w:bookmarkStart w:id="24" w:name="cycle-de-facturation"/>
     <w:p>
       <w:pPr>
         <w:pStyle w:val="Heading3"/>
@@ -925,7 +926,7 @@
         <w:t xml:space="preserve"> </w:t>
       </w:r>
       <w:r>
-        <w:t xml:space="preserve">: paiement d'avance,</w:t>
+        <w:t xml:space="preserve">: paiement d’avance,</w:t>
       </w:r>
       <w:r>
         <w:t xml:space="preserve"> </w:t>
@@ -941,11 +942,11 @@
         <w:t xml:space="preserve"> </w:t>
       </w:r>
       <w:r>
-        <w:t xml:space="preserve">(10 mois facturés au lieu de 12). Recommandé pour la prévisibilité budgétaire et l'optimisation cash-flow.</w:t>
-      </w:r>
-    </w:p>
-    <w:bookmarkEnd w:id="13"/>
-    <w:bookmarkStart w:id="14" w:name="modes-de-paiement-acceptés"/>
+        <w:t xml:space="preserve">(10 mois facturés au lieu de 12). Recommandé pour la prévisibilité budgétaire et l’optimisation cash-flow.</w:t>
+      </w:r>
+    </w:p>
+    <w:bookmarkEnd w:id="24"/>
+    <w:bookmarkStart w:id="25" w:name="modes-de-paiement-acceptés"/>
     <w:p>
       <w:pPr>
         <w:pStyle w:val="Heading3"/>
@@ -987,11 +988,11 @@
         </w:numPr>
       </w:pPr>
       <w:r>
-        <w:t xml:space="preserve">Cartes bancaires entreprise via CinetPay (à l'activation du paiement automatisé, Q3 2026)</w:t>
-      </w:r>
-    </w:p>
-    <w:bookmarkEnd w:id="14"/>
-    <w:bookmarkStart w:id="15" w:name="conditions-de-paiement"/>
+        <w:t xml:space="preserve">Cartes bancaires entreprise via CinetPay (à l’activation du paiement automatisé, Q3 2026)</w:t>
+      </w:r>
+    </w:p>
+    <w:bookmarkEnd w:id="25"/>
+    <w:bookmarkStart w:id="26" w:name="conditions-de-paiement"/>
     <w:p>
       <w:pPr>
         <w:pStyle w:val="Heading3"/>
@@ -1021,7 +1022,7 @@
         </w:numPr>
       </w:pPr>
       <w:r>
-        <w:t xml:space="preserve">Annuel : payable à la signature ou à la date d'effet du contrat</w:t>
+        <w:t xml:space="preserve">Annuel : payable à la signature ou à la date d’effet du contrat</w:t>
       </w:r>
     </w:p>
     <w:p>
@@ -1033,7 +1034,7 @@
         </w:numPr>
       </w:pPr>
       <w:r>
-        <w:t xml:space="preserve">En cas d'impayé après 60 jours, l'abonnement passe en statut</w:t>
+        <w:t xml:space="preserve">En cas d’impayé après 60 jours, l’abonnement passe en statut</w:t>
       </w:r>
       <w:r>
         <w:t xml:space="preserve"> </w:t>
@@ -1058,9 +1059,9 @@
         </w:pict>
       </w:r>
     </w:p>
-    <w:bookmarkEnd w:id="15"/>
-    <w:bookmarkEnd w:id="16"/>
-    <w:bookmarkStart w:id="19" w:name="Xfa1c9b16fb8a169cf4d652fdd737e56450bacea"/>
+    <w:bookmarkEnd w:id="26"/>
+    <w:bookmarkEnd w:id="27"/>
+    <w:bookmarkStart w:id="30" w:name="engagements-de-service"/>
     <w:p>
       <w:pPr>
         <w:pStyle w:val="Heading2"/>
@@ -1069,7 +1070,7 @@
         <w:t xml:space="preserve">4. Engagements de service</w:t>
       </w:r>
     </w:p>
-    <w:bookmarkStart w:id="17" w:name="flotte-pro"/>
+    <w:bookmarkStart w:id="28" w:name="flotte-pro"/>
     <w:p>
       <w:pPr>
         <w:pStyle w:val="Heading3"/>
@@ -1212,8 +1213,8 @@
         </w:tc>
       </w:tr>
     </w:tbl>
-    <w:bookmarkEnd w:id="17"/>
-    <w:bookmarkStart w:id="18" w:name="flotte-pro--en-plus"/>
+    <w:bookmarkEnd w:id="28"/>
+    <w:bookmarkStart w:id="29" w:name="flotte-pro-en-plus"/>
     <w:p>
       <w:pPr>
         <w:pStyle w:val="Heading3"/>
@@ -1225,7 +1226,8 @@
     <w:tbl>
       <w:tblPr>
         <w:tblStyle w:val="Table"/>
-        <w:tblW w:type="auto" w:w="0"/>
+        <w:tblW w:type="pct" w:w="5000"/>
+        <w:tblLayout w:type="fixed"/>
         <w:tblLook w:firstRow="1" w:lastRow="0" w:firstColumn="0" w:lastColumn="0" w:noHBand="0" w:noVBand="0" w:val="0020"/>
       </w:tblPr>
       <w:tblGrid>
@@ -1282,7 +1284,7 @@
                 <w:b/>
                 <w:bCs/>
               </w:rPr>
-              <w:t xml:space="preserve">3 h, 6 h maximum</w:t>
+              <w:t xml:space="preserve">Le plus rapidement possible</w:t>
             </w:r>
             <w:r>
               <w:t xml:space="preserve"> </w:t>
@@ -1384,7 +1386,7 @@
               <w:pStyle w:val="Compact"/>
             </w:pPr>
             <w:r>
-              <w:t xml:space="preserve">Réponse sous 24 h, délai annoncé avant engagement</w:t>
+              <w:t xml:space="preserve">Réponse prioritaire, délai annoncé avant engagement</w:t>
             </w:r>
           </w:p>
         </w:tc>
@@ -1397,9 +1399,9 @@
         </w:pict>
       </w:r>
     </w:p>
-    <w:bookmarkEnd w:id="18"/>
-    <w:bookmarkEnd w:id="19"/>
-    <w:bookmarkStart w:id="20" w:name="X8c4e5e9c1c0ff0c6abf272e5d0ceb136b09c3f6"/>
+    <w:bookmarkEnd w:id="29"/>
+    <w:bookmarkEnd w:id="30"/>
+    <w:bookmarkStart w:id="31" w:name="garantie-roi-3-mois"/>
     <w:p>
       <w:pPr>
         <w:pStyle w:val="Heading2"/>
@@ -1417,7 +1419,7 @@
           <w:b/>
           <w:bCs/>
         </w:rPr>
-        <w:t xml:space="preserve">Si à 3 mois d'utilisation effective de Flotte Pro, [Nom de l'entreprise BTP] n'a pas constaté d'économies pièces au moins égales au coût de l'abonnement sur la période, Pièces.ci rembourse la dernière mensualité et le contrat peut être résilié sans pénalité.</w:t>
+        <w:t xml:space="preserve">Si à 3 mois d’utilisation effective de Flotte Pro, [Nom de l’entreprise BTP] n’a pas constaté d’économies pièces au moins égales au coût de l’abonnement sur la période, Pièces.ci rembourse la dernière mensualité et le contrat peut être résilié sans pénalité.</w:t>
       </w:r>
     </w:p>
     <w:p>
@@ -1425,43 +1427,25 @@
         <w:pStyle w:val="BodyText"/>
       </w:pPr>
       <w:r>
-        <w:t xml:space="preserve">Conditions d'application :</w:t>
-      </w:r>
-    </w:p>
-    <w:p>
-      <w:pPr>
-        <w:pStyle w:val="Compact"/>
-        <w:numPr>
-          <w:ilvl w:val="0"/>
-          <w:numId w:val="1006"/>
-        </w:numPr>
-      </w:pPr>
-      <w:r>
-        <w:t xml:space="preserve">Importer l'intégralité de la flotte dans Pièces dans les 30 premiers jours.</w:t>
-      </w:r>
-    </w:p>
-    <w:p>
-      <w:pPr>
-        <w:pStyle w:val="Compact"/>
-        <w:numPr>
-          <w:ilvl w:val="0"/>
-          <w:numId w:val="1006"/>
-        </w:numPr>
-      </w:pPr>
-      <w:r>
-        <w:t xml:space="preserve">Passer les commandes pièces exclusivement via la plateforme Pièces sur la période d'évaluation.</w:t>
-      </w:r>
-    </w:p>
-    <w:p>
-      <w:pPr>
-        <w:pStyle w:val="Compact"/>
-        <w:numPr>
-          <w:ilvl w:val="0"/>
-          <w:numId w:val="1006"/>
-        </w:numPr>
-      </w:pPr>
-      <w:r>
-        <w:t xml:space="preserve">Méthodologie de calcul d'économies partagée contradictoirement avec l'équipe Pièces (documentée et signée à la mise en service).</w:t>
+        <w:t xml:space="preserve">Conditions d’application :</w:t>
+      </w:r>
+      <w:r>
+        <w:t xml:space="preserve"> </w:t>
+      </w:r>
+      <w:r>
+        <w:t xml:space="preserve">- Importer l’intégralité de la flotte dans Pièces dans les 30 premiers jours.</w:t>
+      </w:r>
+      <w:r>
+        <w:t xml:space="preserve"> </w:t>
+      </w:r>
+      <w:r>
+        <w:t xml:space="preserve">- Passer les commandes pièces exclusivement via la plateforme Pièces sur la période d’évaluation.</w:t>
+      </w:r>
+      <w:r>
+        <w:t xml:space="preserve"> </w:t>
+      </w:r>
+      <w:r>
+        <w:t xml:space="preserve">- Méthodologie de calcul d’économies partagée contradictoirement avec l’équipe Pièces (documentée et signée à la mise en service).</w:t>
       </w:r>
     </w:p>
     <w:p>
@@ -1471,8 +1455,8 @@
         </w:pict>
       </w:r>
     </w:p>
-    <w:bookmarkEnd w:id="20"/>
-    <w:bookmarkStart w:id="24" w:name="Xee5dd07076a208332078d5dd8a5e2e94ecbfae1"/>
+    <w:bookmarkEnd w:id="31"/>
+    <w:bookmarkStart w:id="35" w:name="mise-en-service"/>
     <w:p>
       <w:pPr>
         <w:pStyle w:val="Heading2"/>
@@ -1481,25 +1465,25 @@
         <w:t xml:space="preserve">6. Mise en service</w:t>
       </w:r>
     </w:p>
-    <w:bookmarkStart w:id="21" w:name="phase-pilote-t0--30-jours"/>
+    <w:bookmarkStart w:id="32" w:name="X11584e4514da7e9e6b0e93b4e3b232137ff4813"/>
     <w:p>
       <w:pPr>
         <w:pStyle w:val="Heading3"/>
       </w:pPr>
       <w:r>
-        <w:t xml:space="preserve">Phase pilote (T0 + 30 jours)</w:t>
-      </w:r>
-    </w:p>
-    <w:p>
-      <w:pPr>
-        <w:pStyle w:val="Compact"/>
-        <w:numPr>
-          <w:ilvl w:val="0"/>
-          <w:numId w:val="1007"/>
-        </w:numPr>
-      </w:pPr>
-      <w:r>
-        <w:t xml:space="preserve">Pilote sur</w:t>
+        <w:t xml:space="preserve">Phase de déploiement initial (premier mois de mesure)</w:t>
+      </w:r>
+    </w:p>
+    <w:p>
+      <w:pPr>
+        <w:pStyle w:val="Compact"/>
+        <w:numPr>
+          <w:ilvl w:val="0"/>
+          <w:numId w:val="1006"/>
+        </w:numPr>
+      </w:pPr>
+      <w:r>
+        <w:t xml:space="preserve">Déploiement initial sur</w:t>
       </w:r>
       <w:r>
         <w:t xml:space="preserve"> </w:t>
@@ -1515,15 +1499,15 @@
         <w:t xml:space="preserve"> </w:t>
       </w:r>
       <w:r>
-        <w:t xml:space="preserve">sélectionnés par [Nom de l'entreprise BTP] (typiquement 50 à 100 véhicules/engins)</w:t>
-      </w:r>
-    </w:p>
-    <w:p>
-      <w:pPr>
-        <w:pStyle w:val="Compact"/>
-        <w:numPr>
-          <w:ilvl w:val="0"/>
-          <w:numId w:val="1007"/>
+        <w:t xml:space="preserve">sélectionnés par [Nom de l’entreprise BTP] (typiquement 50 à 100 véhicules/engins)</w:t>
+      </w:r>
+    </w:p>
+    <w:p>
+      <w:pPr>
+        <w:pStyle w:val="Compact"/>
+        <w:numPr>
+          <w:ilvl w:val="0"/>
+          <w:numId w:val="1006"/>
         </w:numPr>
       </w:pPr>
       <w:r>
@@ -1535,7 +1519,7 @@
         <w:pStyle w:val="Compact"/>
         <w:numPr>
           <w:ilvl w:val="0"/>
-          <w:numId w:val="1007"/>
+          <w:numId w:val="1006"/>
         </w:numPr>
       </w:pPr>
       <w:r>
@@ -1543,7 +1527,29 @@
           <w:b/>
           <w:bCs/>
         </w:rPr>
-        <w:t xml:space="preserve">Gratuit pendant 30 jours, sans engagement, sans carte bancaire</w:t>
+        <w:t xml:space="preserve">Tarif mensuel sans engagement, vous voyez la valeur dès le premier mois : économies sur les pièces, administration DGI allégée, moins d’immobilisation chantier</w:t>
+      </w:r>
+    </w:p>
+    <w:p>
+      <w:pPr>
+        <w:pStyle w:val="Compact"/>
+        <w:numPr>
+          <w:ilvl w:val="0"/>
+          <w:numId w:val="1006"/>
+        </w:numPr>
+      </w:pPr>
+      <w:r>
+        <w:t xml:space="preserve">Accompagnement par un Liaison senior + un membre de l’équipe produit Pièces, présence terrain au démarrage</w:t>
+      </w:r>
+    </w:p>
+    <w:bookmarkEnd w:id="32"/>
+    <w:bookmarkStart w:id="33" w:name="phase-roll-out-t0-30-à-t0-120-jours"/>
+    <w:p>
+      <w:pPr>
+        <w:pStyle w:val="Heading3"/>
+      </w:pPr>
+      <w:r>
+        <w:t xml:space="preserve">Phase roll-out (T0 + 30 à T0 + 120 jours)</w:t>
       </w:r>
     </w:p>
     <w:p>
@@ -1555,37 +1561,15 @@
         </w:numPr>
       </w:pPr>
       <w:r>
-        <w:t xml:space="preserve">Accompagnement par un Liaison senior + un membre de l'équipe produit Pièces, présence terrain au démarrage</w:t>
-      </w:r>
-    </w:p>
-    <w:bookmarkEnd w:id="21"/>
-    <w:bookmarkStart w:id="22" w:name="phase-roll-out-t0--30-à-t0--120-jours"/>
-    <w:p>
-      <w:pPr>
-        <w:pStyle w:val="Heading3"/>
-      </w:pPr>
-      <w:r>
-        <w:t xml:space="preserve">Phase roll-out (T0 + 30 à T0 + 120 jours)</w:t>
-      </w:r>
-    </w:p>
-    <w:p>
-      <w:pPr>
-        <w:pStyle w:val="Compact"/>
-        <w:numPr>
-          <w:ilvl w:val="0"/>
-          <w:numId w:val="1008"/>
-        </w:numPr>
-      </w:pPr>
-      <w:r>
-        <w:t xml:space="preserve">Import CSV de la flotte complète (800 véhicules/engins) — format simple : marque, modèle, année, immatriculation ou numéro de série, h ou km, type d'usage, chantier d'affectation</w:t>
-      </w:r>
-    </w:p>
-    <w:p>
-      <w:pPr>
-        <w:pStyle w:val="Compact"/>
-        <w:numPr>
-          <w:ilvl w:val="0"/>
-          <w:numId w:val="1008"/>
+        <w:t xml:space="preserve">Import CSV de la flotte complète (800 véhicules/engins) — format simple : marque, modèle, année, immatriculation ou numéro de série, h ou km, type d’usage, chantier d’affectation</w:t>
+      </w:r>
+    </w:p>
+    <w:p>
+      <w:pPr>
+        <w:pStyle w:val="Compact"/>
+        <w:numPr>
+          <w:ilvl w:val="0"/>
+          <w:numId w:val="1007"/>
         </w:numPr>
       </w:pPr>
       <w:r>
@@ -1597,7 +1581,7 @@
         <w:pStyle w:val="Compact"/>
         <w:numPr>
           <w:ilvl w:val="0"/>
-          <w:numId w:val="1008"/>
+          <w:numId w:val="1007"/>
         </w:numPr>
       </w:pPr>
       <w:r>
@@ -1609,7 +1593,7 @@
         <w:pStyle w:val="Compact"/>
         <w:numPr>
           <w:ilvl w:val="0"/>
-          <w:numId w:val="1008"/>
+          <w:numId w:val="1007"/>
         </w:numPr>
       </w:pPr>
       <w:r>
@@ -1621,7 +1605,7 @@
         <w:pStyle w:val="Compact"/>
         <w:numPr>
           <w:ilvl w:val="0"/>
-          <w:numId w:val="1008"/>
+          <w:numId w:val="1007"/>
         </w:numPr>
       </w:pPr>
       <w:r>
@@ -1644,8 +1628,8 @@
         <w:t xml:space="preserve">(engins lourds à forte dépendance opérationnelle)</w:t>
       </w:r>
     </w:p>
-    <w:bookmarkEnd w:id="22"/>
-    <w:bookmarkStart w:id="23" w:name="X94a1e5e812bf28984653fdfb7e2cc49e9598810"/>
+    <w:bookmarkEnd w:id="33"/>
+    <w:bookmarkStart w:id="34" w:name="Xa12315f9e3875362c600f5395503a0e07671827"/>
     <w:p>
       <w:pPr>
         <w:pStyle w:val="Heading3"/>
@@ -1659,7 +1643,7 @@
         <w:pStyle w:val="Compact"/>
         <w:numPr>
           <w:ilvl w:val="0"/>
-          <w:numId w:val="1009"/>
+          <w:numId w:val="1008"/>
         </w:numPr>
       </w:pPr>
       <w:r>
@@ -1671,7 +1655,7 @@
         <w:pStyle w:val="Compact"/>
         <w:numPr>
           <w:ilvl w:val="0"/>
-          <w:numId w:val="1009"/>
+          <w:numId w:val="1008"/>
         </w:numPr>
       </w:pPr>
       <w:r>
@@ -1683,7 +1667,7 @@
         <w:pStyle w:val="Compact"/>
         <w:numPr>
           <w:ilvl w:val="0"/>
-          <w:numId w:val="1009"/>
+          <w:numId w:val="1008"/>
         </w:numPr>
       </w:pPr>
       <w:r>
@@ -1697,9 +1681,9 @@
         </w:pict>
       </w:r>
     </w:p>
-    <w:bookmarkEnd w:id="23"/>
-    <w:bookmarkEnd w:id="24"/>
-    <w:bookmarkStart w:id="25" w:name="X407c25866bc9357dc37177450b9abeeeadff91d"/>
+    <w:bookmarkEnd w:id="34"/>
+    <w:bookmarkEnd w:id="35"/>
+    <w:bookmarkStart w:id="36" w:name="réversibilité-et-sortie"/>
     <w:p>
       <w:pPr>
         <w:pStyle w:val="Heading2"/>
@@ -1713,7 +1697,7 @@
         <w:pStyle w:val="Compact"/>
         <w:numPr>
           <w:ilvl w:val="0"/>
-          <w:numId w:val="1010"/>
+          <w:numId w:val="1009"/>
         </w:numPr>
       </w:pPr>
       <w:r>
@@ -1757,23 +1741,23 @@
         <w:pStyle w:val="Compact"/>
         <w:numPr>
           <w:ilvl w:val="0"/>
-          <w:numId w:val="1010"/>
-        </w:numPr>
-      </w:pPr>
-      <w:r>
-        <w:t xml:space="preserve">Données : export complet CSV / FEC à la sortie (historique commandes, factures, fiches véhicules/engins, alertes maintenance, plans d'entretien).</w:t>
-      </w:r>
-    </w:p>
-    <w:p>
-      <w:pPr>
-        <w:pStyle w:val="Compact"/>
-        <w:numPr>
-          <w:ilvl w:val="0"/>
-          <w:numId w:val="1010"/>
-        </w:numPr>
-      </w:pPr>
-      <w:r>
-        <w:t xml:space="preserve">Aucune clause d'exclusivité — [Nom de l'entreprise BTP] peut continuer à acheter hors Pièces si elle le souhaite, mais perd la visibilité consolidée et la facturation normalisée sur ces achats.</w:t>
+          <w:numId w:val="1009"/>
+        </w:numPr>
+      </w:pPr>
+      <w:r>
+        <w:t xml:space="preserve">Données : export complet CSV / FEC à la sortie (historique commandes, factures, fiches véhicules/engins, alertes maintenance, plans d’entretien).</w:t>
+      </w:r>
+    </w:p>
+    <w:p>
+      <w:pPr>
+        <w:pStyle w:val="Compact"/>
+        <w:numPr>
+          <w:ilvl w:val="0"/>
+          <w:numId w:val="1009"/>
+        </w:numPr>
+      </w:pPr>
+      <w:r>
+        <w:t xml:space="preserve">Aucune clause d’exclusivité — [Nom de l’entreprise BTP] peut continuer à acheter hors Pièces si elle le souhaite, mais perd la visibilité consolidée et la facturation normalisée sur ces achats.</w:t>
       </w:r>
     </w:p>
     <w:p>
@@ -1783,8 +1767,8 @@
         </w:pict>
       </w:r>
     </w:p>
-    <w:bookmarkEnd w:id="25"/>
-    <w:bookmarkStart w:id="26" w:name="Xadb8d9e5dde7d0b2d453665ba72395db9cd303c"/>
+    <w:bookmarkEnd w:id="36"/>
+    <w:bookmarkStart w:id="37" w:name="recommandation-pièces"/>
     <w:p>
       <w:pPr>
         <w:pStyle w:val="Heading2"/>
@@ -1798,7 +1782,7 @@
         <w:pStyle w:val="FirstParagraph"/>
       </w:pPr>
       <w:r>
-        <w:t xml:space="preserve">Pour une flotte BTP de 800 véhicules en Côte d'Ivoire, Pièces recommande :</w:t>
+        <w:t xml:space="preserve">Pour une flotte BTP de 800 véhicules en Côte d’Ivoire, Pièces recommande :</w:t>
       </w:r>
     </w:p>
     <w:p>
@@ -1836,39 +1820,27 @@
       <w:r>
         <w:t xml:space="preserve">Configuration cible :</w:t>
       </w:r>
-    </w:p>
-    <w:p>
-      <w:pPr>
-        <w:pStyle w:val="Compact"/>
-        <w:numPr>
-          <w:ilvl w:val="0"/>
-          <w:numId w:val="1011"/>
-        </w:numPr>
-      </w:pPr>
-      <w:r>
-        <w:t xml:space="preserve">400 véh en Flotte Pro + : 40 M FCFA/an (annuel)</w:t>
-      </w:r>
-    </w:p>
-    <w:p>
-      <w:pPr>
-        <w:pStyle w:val="Compact"/>
-        <w:numPr>
-          <w:ilvl w:val="0"/>
-          <w:numId w:val="1011"/>
-        </w:numPr>
-      </w:pPr>
-      <w:r>
-        <w:t xml:space="preserve">400 véh en Flotte Pro : 20 M FCFA/an (annuel)</w:t>
-      </w:r>
-    </w:p>
-    <w:p>
-      <w:pPr>
-        <w:pStyle w:val="Compact"/>
-        <w:numPr>
-          <w:ilvl w:val="0"/>
-          <w:numId w:val="1011"/>
-        </w:numPr>
-      </w:pPr>
+      <w:r>
+        <w:t xml:space="preserve"> </w:t>
+      </w:r>
+      <w:r>
+        <w:t xml:space="preserve">- 400 véh en Flotte Pro + : 40 M FCFA/an (annuel)</w:t>
+      </w:r>
+      <w:r>
+        <w:t xml:space="preserve"> </w:t>
+      </w:r>
+      <w:r>
+        <w:t xml:space="preserve">- 400 véh en Flotte Pro : 20 M FCFA/an (annuel)</w:t>
+      </w:r>
+      <w:r>
+        <w:t xml:space="preserve"> </w:t>
+      </w:r>
+      <w:r>
+        <w:t xml:space="preserve">-</w:t>
+      </w:r>
+      <w:r>
+        <w:t xml:space="preserve"> </w:t>
+      </w:r>
       <w:r>
         <w:rPr>
           <w:b/>
@@ -1885,10 +1857,10 @@
     </w:p>
     <w:p>
       <w:pPr>
-        <w:pStyle w:val="FirstParagraph"/>
-      </w:pPr>
-      <w:r>
-        <w:t xml:space="preserve">Cette approche permet de concentrer la valeur de la livraison express 3 h (6 h max) là où elle paie réellement (engins lourds en chantier critique) sans gonfler le coût sur le parc non-prioritaire.</w:t>
+        <w:pStyle w:val="BodyText"/>
+      </w:pPr>
+      <w:r>
+        <w:t xml:space="preserve">Cette approche permet de concentrer la valeur de la livraison express prioritaire là où elle paie réellement (engins lourds en chantier critique) sans gonfler le coût sur le parc non-prioritaire.</w:t>
       </w:r>
     </w:p>
     <w:p>
@@ -1898,8 +1870,8 @@
         </w:pict>
       </w:r>
     </w:p>
-    <w:bookmarkEnd w:id="26"/>
-    <w:bookmarkStart w:id="27" w:name="X04269a78f9844372bccf02515e9d04fef119bb7"/>
+    <w:bookmarkEnd w:id="37"/>
+    <w:bookmarkStart w:id="38" w:name="conditions-de-signature"/>
     <w:p>
       <w:pPr>
         <w:pStyle w:val="Heading2"/>
@@ -1913,7 +1885,7 @@
         <w:pStyle w:val="Compact"/>
         <w:numPr>
           <w:ilvl w:val="0"/>
-          <w:numId w:val="1012"/>
+          <w:numId w:val="1010"/>
         </w:numPr>
       </w:pPr>
       <w:r>
@@ -1941,11 +1913,11 @@
         <w:pStyle w:val="Compact"/>
         <w:numPr>
           <w:ilvl w:val="0"/>
-          <w:numId w:val="1012"/>
-        </w:numPr>
-      </w:pPr>
-      <w:r>
-        <w:t xml:space="preserve">L'offre est soumise à une</w:t>
+          <w:numId w:val="1010"/>
+        </w:numPr>
+      </w:pPr>
+      <w:r>
+        <w:t xml:space="preserve">L’offre est soumise à une</w:t>
       </w:r>
       <w:r>
         <w:t xml:space="preserve"> </w:t>
@@ -1961,19 +1933,19 @@
         <w:t xml:space="preserve"> </w:t>
       </w:r>
       <w:r>
-        <w:t xml:space="preserve">(NDA signé en amont de la phase pilote).</w:t>
-      </w:r>
-    </w:p>
-    <w:p>
-      <w:pPr>
-        <w:pStyle w:val="Compact"/>
-        <w:numPr>
-          <w:ilvl w:val="0"/>
-          <w:numId w:val="1012"/>
-        </w:numPr>
-      </w:pPr>
-      <w:r>
-        <w:t xml:space="preserve">Un contrat-cadre détaillé sera produit à l'issue de la phase pilote (T0 + 30 jours), reprenant les conditions de cette offre et les ajustements opérationnels constatés (sites miniers, intégration GMAO, fréquences de livraison hebdomadaire).</w:t>
+        <w:t xml:space="preserve">(NDA signé en amont de la phase de déploiement initial).</w:t>
+      </w:r>
+    </w:p>
+    <w:p>
+      <w:pPr>
+        <w:pStyle w:val="Compact"/>
+        <w:numPr>
+          <w:ilvl w:val="0"/>
+          <w:numId w:val="1010"/>
+        </w:numPr>
+      </w:pPr>
+      <w:r>
+        <w:t xml:space="preserve">Un contrat-cadre détaillé sera produit à l’issue de la phase de déploiement initial, reprenant les conditions de cette offre et les ajustements opérationnels constatés (sites miniers, intégration GMAO, fréquences de livraison hebdomadaire).</w:t>
       </w:r>
     </w:p>
     <w:p>
@@ -1983,8 +1955,8 @@
         </w:pict>
       </w:r>
     </w:p>
-    <w:bookmarkEnd w:id="27"/>
-    <w:bookmarkStart w:id="29" w:name="X5dd80f53d02925f270703a35b97d600acb1d2bf"/>
+    <w:bookmarkEnd w:id="38"/>
+    <w:bookmarkStart w:id="39" w:name="contact"/>
     <w:p>
       <w:pPr>
         <w:pStyle w:val="Heading2"/>
@@ -2013,14 +1985,9 @@
       <w:r>
         <w:t xml:space="preserve"> </w:t>
       </w:r>
-      <w:hyperlink r:id="rId28">
-        <w:r>
-          <w:rPr>
-            <w:rStyle w:val="Hyperlink"/>
-          </w:rPr>
-          <w:t xml:space="preserve">fernando.kouame@gmail.com</w:t>
-        </w:r>
-      </w:hyperlink>
+      <w:r>
+        <w:t xml:space="preserve">fernando.kouame@gmail.com</w:t>
+      </w:r>
     </w:p>
     <w:p>
       <w:pPr>
@@ -2034,13 +2001,9 @@
         <w:t xml:space="preserve">Document confidentiel · diffusion restreinte · ne pas reproduire sans accord écrit de Pièces.ci. Référence interne : PCS-BTP-2026-05-001.</w:t>
       </w:r>
     </w:p>
-    <w:bookmarkEnd w:id="29"/>
-    <w:bookmarkEnd w:id="30"/>
-    <w:sectPr>
-      <w:footnotePr>
-        <w:numRestart w:val="eachSect"/>
-      </w:footnotePr>
-    </w:sectPr>
+    <w:bookmarkEnd w:id="39"/>
+    <w:bookmarkEnd w:id="40"/>
+    <w:sectPr/>
   </w:body>
 </w:document>
 </file>
@@ -2282,12 +2245,6 @@
   <w:num w:numId="1010">
     <w:abstractNumId w:val="991"/>
   </w:num>
-  <w:num w:numId="1011">
-    <w:abstractNumId w:val="991"/>
-  </w:num>
-  <w:num w:numId="1012">
-    <w:abstractNumId w:val="991"/>
-  </w:num>
 </w:numbering>
 </file>
 
@@ -2296,10 +2253,10 @@
   <w:docDefaults>
     <w:rPrDefault>
       <w:rPr>
-        <w:rFonts w:asciiTheme="minorHAnsi" w:cstheme="minorBidi" w:eastAsiaTheme="minorEastAsia" w:hAnsiTheme="minorHAnsi"/>
+        <w:rFonts w:asciiTheme="minorHAnsi" w:cstheme="minorBidi" w:eastAsiaTheme="minorHAnsi" w:hAnsiTheme="minorHAnsi"/>
         <w:sz w:val="24"/>
         <w:szCs w:val="24"/>
-        <w:lang w:bidi="ar-SA" w:eastAsia="zh-CN" w:val="en-US"/>
+        <w:lang w:bidi="ar-SA" w:eastAsia="en-US" w:val="en-US"/>
       </w:rPr>
     </w:rPrDefault>
     <w:pPrDefault>
@@ -2351,6 +2308,8 @@
     </w:pPr>
     <w:rPr>
       <w:rFonts w:asciiTheme="majorHAnsi" w:cstheme="majorBidi" w:eastAsiaTheme="majorEastAsia" w:hAnsiTheme="majorHAnsi"/>
+      <w:spacing w:val="-10"/>
+      <w:kern w:val="28"/>
       <w:sz w:val="56"/>
       <w:szCs w:val="56"/>
     </w:rPr>
@@ -2363,6 +2322,8 @@
     <w:rsid w:val="00A10FD9"/>
     <w:rPr>
       <w:rFonts w:asciiTheme="majorHAnsi" w:cstheme="majorBidi" w:eastAsiaTheme="majorEastAsia" w:hAnsiTheme="majorHAnsi"/>
+      <w:spacing w:val="-10"/>
+      <w:kern w:val="28"/>
       <w:sz w:val="56"/>
       <w:szCs w:val="56"/>
     </w:rPr>
@@ -2403,31 +2364,23 @@
   </w:style>
   <w:style w:customStyle="1" w:styleId="Author" w:type="paragraph">
     <w:name w:val="Author"/>
-    <w:basedOn w:val="Title"/>
     <w:next w:val="BodyText"/>
     <w:qFormat/>
     <w:pPr>
       <w:keepNext/>
       <w:keepLines/>
+      <w:jc w:val="center"/>
     </w:pPr>
-    <w:rPr>
-      <w:sz w:val="24"/>
-      <w:szCs w:val="24"/>
-    </w:rPr>
   </w:style>
   <w:style w:styleId="Date" w:type="paragraph">
     <w:name w:val="Date"/>
-    <w:basedOn w:val="Title"/>
     <w:next w:val="BodyText"/>
     <w:qFormat/>
     <w:pPr>
       <w:keepNext/>
       <w:keepLines/>
+      <w:jc w:val="center"/>
     </w:pPr>
-    <w:rPr>
-      <w:sz w:val="24"/>
-      <w:szCs w:val="24"/>
-    </w:rPr>
   </w:style>
   <w:style w:customStyle="1" w:styleId="AbstractTitle" w:type="paragraph">
     <w:name w:val="Abstract Title"/>
@@ -2840,6 +2793,13 @@
       </w:tblCellMar>
     </w:tblPr>
     <w:tblStylePr w:type="firstRow">
+      <w:tblPr>
+        <w:jc w:val="left"/>
+        <w:tblInd w:type="dxa" w:w="0"/>
+      </w:tblPr>
+      <w:trPr>
+        <w:jc w:val="left"/>
+      </w:trPr>
       <w:tcPr>
         <w:tcBorders>
           <w:bottom w:val="single"/>

--- a/docs/offre-btp-800-vehicules-2026-05.docx
+++ b/docs/offre-btp-800-vehicules-2026-05.docx
@@ -2,13 +2,13 @@
 <file path=word/document.xml><?xml version="1.0" encoding="utf-8"?>
 <w:document xmlns:w="http://schemas.openxmlformats.org/wordprocessingml/2006/main" xmlns:m="http://schemas.openxmlformats.org/officeDocument/2006/math" xmlns:r="http://schemas.openxmlformats.org/officeDocument/2006/relationships" xmlns:o="urn:schemas-microsoft-com:office:office" xmlns:v="urn:schemas-microsoft-com:vml" xmlns:w10="urn:schemas-microsoft-com:office:word" xmlns:a="http://schemas.openxmlformats.org/drawingml/2006/main" xmlns:pic="http://schemas.openxmlformats.org/drawingml/2006/picture" xmlns:wp="http://schemas.openxmlformats.org/drawingml/2006/wordprocessingDrawing">
   <w:body>
-    <w:bookmarkStart w:id="40" w:name="X56bfdba25b762faeb6a14d864e012003459e7d9"/>
+    <w:bookmarkStart w:id="41" w:name="Xbc1f6aada5dd1f3928f231525995c7417cb5ba7"/>
     <w:p>
       <w:pPr>
         <w:pStyle w:val="Heading1"/>
       </w:pPr>
       <w:r>
-        <w:t xml:space="preserve">Offre commerciale — Pièces pour [Nom de l’entreprise BTP]</w:t>
+        <w:t xml:space="preserve">Offre commerciale — Pièces pour [Nom de l'entreprise BTP]</w:t>
       </w:r>
     </w:p>
     <w:p>
@@ -38,7 +38,7 @@
           <w:b/>
           <w:bCs/>
         </w:rPr>
-        <w:t xml:space="preserve">[Nom de l’entreprise BTP]</w:t>
+        <w:t xml:space="preserve">[Nom de l'entreprise BTP]</w:t>
       </w:r>
       <w:r>
         <w:t xml:space="preserve">, exploitant une flotte de</w:t>
@@ -57,7 +57,7 @@
         <w:t xml:space="preserve"> </w:t>
       </w:r>
       <w:r>
-        <w:t xml:space="preserve">(camions, engins lourds, pickups de chantier) en Côte d’Ivoire. Cette offre n’est ni publique ni publiée ; elle vous est remise en main propre dans le cadre de discussions commerciales confidentielles avec Pièces.ci.</w:t>
+        <w:t xml:space="preserve">(camions, engins lourds, pickups de chantier) en Côte d'Ivoire. Cette offre n'est ni publique ni publiée ; elle vous est remise en main propre dans le cadre de discussions commerciales confidentielles avec Pièces.ci.</w:t>
       </w:r>
     </w:p>
     <w:p>
@@ -67,13 +67,13 @@
         </w:pict>
       </w:r>
     </w:p>
-    <w:bookmarkStart w:id="20" w:name="synthèse-de-loffre"/>
+    <w:bookmarkStart w:id="20" w:name="Xf1bebadfc39ae7f592f5be040b0e780addd0f9d"/>
     <w:p>
       <w:pPr>
         <w:pStyle w:val="Heading2"/>
       </w:pPr>
       <w:r>
-        <w:t xml:space="preserve">1. Synthèse de l’offre</w:t>
+        <w:t xml:space="preserve">1. Synthèse de l'offre</w:t>
       </w:r>
     </w:p>
     <w:p>
@@ -81,7 +81,7 @@
         <w:pStyle w:val="FirstParagraph"/>
       </w:pPr>
       <w:r>
-        <w:t xml:space="preserve">Pièces.ci propose à [Nom de l’entreprise BTP]</w:t>
+        <w:t xml:space="preserve">Pièces.ci propose à [Nom de l'entreprise BTP]</w:t>
       </w:r>
       <w:r>
         <w:t xml:space="preserve"> </w:t>
@@ -91,7 +91,7 @@
           <w:b/>
           <w:bCs/>
         </w:rPr>
-        <w:t xml:space="preserve">un contrat d’abonnement plateforme</w:t>
+        <w:t xml:space="preserve">un contrat d'abonnement plateforme</w:t>
       </w:r>
       <w:r>
         <w:t xml:space="preserve"> </w:t>
@@ -103,8 +103,7 @@
     <w:tbl>
       <w:tblPr>
         <w:tblStyle w:val="Table"/>
-        <w:tblW w:type="pct" w:w="5000"/>
-        <w:tblLayout w:type="fixed"/>
+        <w:tblW w:type="auto" w:w="0"/>
         <w:tblLook w:firstRow="1" w:lastRow="0" w:firstColumn="0" w:lastColumn="0" w:noHBand="0" w:noVBand="0" w:val="0020"/>
       </w:tblPr>
       <w:tblGrid>
@@ -169,7 +168,7 @@
               <w:pStyle w:val="Compact"/>
             </w:pPr>
             <w:r>
-              <w:t xml:space="preserve">Total annuel (paiement annuel d’avance)</w:t>
+              <w:t xml:space="preserve">Total annuel (paiement annuel d'avance)</w:t>
             </w:r>
           </w:p>
         </w:tc>
@@ -350,13 +349,13 @@
           <w:b/>
           <w:bCs/>
         </w:rPr>
-        <w:t xml:space="preserve">L’offre n’est pas publique</w:t>
-      </w:r>
-      <w:r>
-        <w:t xml:space="preserve"> </w:t>
-      </w:r>
-      <w:r>
-        <w:t xml:space="preserve">et ne fait l’objet d’aucune publication sur pieces.ci.</w:t>
+        <w:t xml:space="preserve">L'offre n'est pas publique</w:t>
+      </w:r>
+      <w:r>
+        <w:t xml:space="preserve"> </w:t>
+      </w:r>
+      <w:r>
+        <w:t xml:space="preserve">et ne fait l'objet d'aucune publication sur pieces.ci.</w:t>
       </w:r>
     </w:p>
     <w:p>
@@ -367,7 +366,7 @@
       </w:r>
     </w:p>
     <w:bookmarkEnd w:id="20"/>
-    <w:bookmarkStart w:id="23" w:name="périmètre-fonctionnel-inclus"/>
+    <w:bookmarkStart w:id="23" w:name="X41205badc3a7b23791db7f49e7edbc863d464e1"/>
     <w:p>
       <w:pPr>
         <w:pStyle w:val="Heading2"/>
@@ -376,7 +375,7 @@
         <w:t xml:space="preserve">2. Périmètre fonctionnel inclus</w:t>
       </w:r>
     </w:p>
-    <w:bookmarkStart w:id="21" w:name="X06e58b6f10acdbbabd57be84da0848c713161da"/>
+    <w:bookmarkStart w:id="21" w:name="Xea7254f1e4606bc83100a7e80bbf6569fb66057"/>
     <w:p>
       <w:pPr>
         <w:pStyle w:val="Heading3"/>
@@ -468,7 +467,7 @@
         <w:t xml:space="preserve"> </w:t>
       </w:r>
       <w:r>
-        <w:t xml:space="preserve">: coût/heure d’usage, coût cumulé, comparaison vs flotte similaire</w:t>
+        <w:t xml:space="preserve">: coût/heure d'usage, coût cumulé, comparaison vs flotte similaire</w:t>
       </w:r>
     </w:p>
     <w:p>
@@ -670,7 +669,7 @@
       </w:r>
     </w:p>
     <w:bookmarkEnd w:id="21"/>
-    <w:bookmarkStart w:id="22" w:name="Xa408a4f6b8acad958aa08993a01bbce0400d94e"/>
+    <w:bookmarkStart w:id="22" w:name="X0a467a78f7af786b6bce6bde02cbf7dee6b9f61"/>
     <w:p>
       <w:pPr>
         <w:pStyle w:val="Heading3"/>
@@ -849,7 +848,7 @@
           <w:b/>
           <w:bCs/>
         </w:rPr>
-        <w:t xml:space="preserve">API documentée + webhooks d’événements</w:t>
+        <w:t xml:space="preserve">API documentée + webhooks d'événements</w:t>
       </w:r>
       <w:r>
         <w:t xml:space="preserve"> </w:t>
@@ -867,7 +866,7 @@
     </w:p>
     <w:bookmarkEnd w:id="22"/>
     <w:bookmarkEnd w:id="23"/>
-    <w:bookmarkStart w:id="27" w:name="modalités-de-paiement-et-de-facturation"/>
+    <w:bookmarkStart w:id="27" w:name="X14fd05c05e744338b6a491ba4214e3db9be1386"/>
     <w:p>
       <w:pPr>
         <w:pStyle w:val="Heading2"/>
@@ -926,7 +925,7 @@
         <w:t xml:space="preserve"> </w:t>
       </w:r>
       <w:r>
-        <w:t xml:space="preserve">: paiement d’avance,</w:t>
+        <w:t xml:space="preserve">: paiement d'avance,</w:t>
       </w:r>
       <w:r>
         <w:t xml:space="preserve"> </w:t>
@@ -942,7 +941,7 @@
         <w:t xml:space="preserve"> </w:t>
       </w:r>
       <w:r>
-        <w:t xml:space="preserve">(10 mois facturés au lieu de 12). Recommandé pour la prévisibilité budgétaire et l’optimisation cash-flow.</w:t>
+        <w:t xml:space="preserve">(10 mois facturés au lieu de 12). Recommandé pour la prévisibilité budgétaire et l'optimisation cash-flow.</w:t>
       </w:r>
     </w:p>
     <w:bookmarkEnd w:id="24"/>
@@ -988,7 +987,7 @@
         </w:numPr>
       </w:pPr>
       <w:r>
-        <w:t xml:space="preserve">Cartes bancaires entreprise via CinetPay (à l’activation du paiement automatisé, Q3 2026)</w:t>
+        <w:t xml:space="preserve">Cartes bancaires entreprise via CinetPay (à l'activation du paiement automatisé, Q3 2026)</w:t>
       </w:r>
     </w:p>
     <w:bookmarkEnd w:id="25"/>
@@ -1022,7 +1021,7 @@
         </w:numPr>
       </w:pPr>
       <w:r>
-        <w:t xml:space="preserve">Annuel : payable à la signature ou à la date d’effet du contrat</w:t>
+        <w:t xml:space="preserve">Annuel : payable à la signature ou à la date d'effet du contrat</w:t>
       </w:r>
     </w:p>
     <w:p>
@@ -1034,7 +1033,7 @@
         </w:numPr>
       </w:pPr>
       <w:r>
-        <w:t xml:space="preserve">En cas d’impayé après 60 jours, l’abonnement passe en statut</w:t>
+        <w:t xml:space="preserve">En cas d'impayé après 60 jours, l'abonnement passe en statut</w:t>
       </w:r>
       <w:r>
         <w:t xml:space="preserve"> </w:t>
@@ -1061,7 +1060,7 @@
     </w:p>
     <w:bookmarkEnd w:id="26"/>
     <w:bookmarkEnd w:id="27"/>
-    <w:bookmarkStart w:id="30" w:name="engagements-de-service"/>
+    <w:bookmarkStart w:id="30" w:name="Xfa1c9b16fb8a169cf4d652fdd737e56450bacea"/>
     <w:p>
       <w:pPr>
         <w:pStyle w:val="Heading2"/>
@@ -1214,7 +1213,7 @@
       </w:tr>
     </w:tbl>
     <w:bookmarkEnd w:id="28"/>
-    <w:bookmarkStart w:id="29" w:name="flotte-pro-en-plus"/>
+    <w:bookmarkStart w:id="29" w:name="flotte-pro--en-plus"/>
     <w:p>
       <w:pPr>
         <w:pStyle w:val="Heading3"/>
@@ -1226,8 +1225,7 @@
     <w:tbl>
       <w:tblPr>
         <w:tblStyle w:val="Table"/>
-        <w:tblW w:type="pct" w:w="5000"/>
-        <w:tblLayout w:type="fixed"/>
+        <w:tblW w:type="auto" w:w="0"/>
         <w:tblLook w:firstRow="1" w:lastRow="0" w:firstColumn="0" w:lastColumn="0" w:noHBand="0" w:noVBand="0" w:val="0020"/>
       </w:tblPr>
       <w:tblGrid>
@@ -1401,7 +1399,7 @@
     </w:p>
     <w:bookmarkEnd w:id="29"/>
     <w:bookmarkEnd w:id="30"/>
-    <w:bookmarkStart w:id="31" w:name="garantie-roi-3-mois"/>
+    <w:bookmarkStart w:id="31" w:name="X8c4e5e9c1c0ff0c6abf272e5d0ceb136b09c3f6"/>
     <w:p>
       <w:pPr>
         <w:pStyle w:val="Heading2"/>
@@ -1419,7 +1417,7 @@
           <w:b/>
           <w:bCs/>
         </w:rPr>
-        <w:t xml:space="preserve">Si à 3 mois d’utilisation effective de Flotte Pro, [Nom de l’entreprise BTP] n’a pas constaté d’économies pièces au moins égales au coût de l’abonnement sur la période, Pièces.ci rembourse la dernière mensualité et le contrat peut être résilié sans pénalité.</w:t>
+        <w:t xml:space="preserve">Si à 3 mois d'utilisation effective de Flotte Pro, [Nom de l'entreprise BTP] n'a pas constaté d'économies pièces au moins égales au coût de l'abonnement sur la période, Pièces.ci rembourse la dernière mensualité et le contrat peut être résilié sans pénalité.</w:t>
       </w:r>
     </w:p>
     <w:p>
@@ -1427,25 +1425,43 @@
         <w:pStyle w:val="BodyText"/>
       </w:pPr>
       <w:r>
-        <w:t xml:space="preserve">Conditions d’application :</w:t>
-      </w:r>
-      <w:r>
-        <w:t xml:space="preserve"> </w:t>
-      </w:r>
-      <w:r>
-        <w:t xml:space="preserve">- Importer l’intégralité de la flotte dans Pièces dans les 30 premiers jours.</w:t>
-      </w:r>
-      <w:r>
-        <w:t xml:space="preserve"> </w:t>
-      </w:r>
-      <w:r>
-        <w:t xml:space="preserve">- Passer les commandes pièces exclusivement via la plateforme Pièces sur la période d’évaluation.</w:t>
-      </w:r>
-      <w:r>
-        <w:t xml:space="preserve"> </w:t>
-      </w:r>
-      <w:r>
-        <w:t xml:space="preserve">- Méthodologie de calcul d’économies partagée contradictoirement avec l’équipe Pièces (documentée et signée à la mise en service).</w:t>
+        <w:t xml:space="preserve">Conditions d'application :</w:t>
+      </w:r>
+    </w:p>
+    <w:p>
+      <w:pPr>
+        <w:pStyle w:val="Compact"/>
+        <w:numPr>
+          <w:ilvl w:val="0"/>
+          <w:numId w:val="1006"/>
+        </w:numPr>
+      </w:pPr>
+      <w:r>
+        <w:t xml:space="preserve">Importer l'intégralité de la flotte dans Pièces dans les 30 premiers jours.</w:t>
+      </w:r>
+    </w:p>
+    <w:p>
+      <w:pPr>
+        <w:pStyle w:val="Compact"/>
+        <w:numPr>
+          <w:ilvl w:val="0"/>
+          <w:numId w:val="1006"/>
+        </w:numPr>
+      </w:pPr>
+      <w:r>
+        <w:t xml:space="preserve">Passer les commandes pièces exclusivement via la plateforme Pièces sur la période d'évaluation.</w:t>
+      </w:r>
+    </w:p>
+    <w:p>
+      <w:pPr>
+        <w:pStyle w:val="Compact"/>
+        <w:numPr>
+          <w:ilvl w:val="0"/>
+          <w:numId w:val="1006"/>
+        </w:numPr>
+      </w:pPr>
+      <w:r>
+        <w:t xml:space="preserve">Méthodologie de calcul d'économies partagée contradictoirement avec l'équipe Pièces (documentée et signée à la mise en service).</w:t>
       </w:r>
     </w:p>
     <w:p>
@@ -1456,7 +1472,7 @@
       </w:r>
     </w:p>
     <w:bookmarkEnd w:id="31"/>
-    <w:bookmarkStart w:id="35" w:name="mise-en-service"/>
+    <w:bookmarkStart w:id="35" w:name="Xee5dd07076a208332078d5dd8a5e2e94ecbfae1"/>
     <w:p>
       <w:pPr>
         <w:pStyle w:val="Heading2"/>
@@ -1479,7 +1495,7 @@
         <w:pStyle w:val="Compact"/>
         <w:numPr>
           <w:ilvl w:val="0"/>
-          <w:numId w:val="1006"/>
+          <w:numId w:val="1007"/>
         </w:numPr>
       </w:pPr>
       <w:r>
@@ -1499,15 +1515,15 @@
         <w:t xml:space="preserve"> </w:t>
       </w:r>
       <w:r>
-        <w:t xml:space="preserve">sélectionnés par [Nom de l’entreprise BTP] (typiquement 50 à 100 véhicules/engins)</w:t>
-      </w:r>
-    </w:p>
-    <w:p>
-      <w:pPr>
-        <w:pStyle w:val="Compact"/>
-        <w:numPr>
-          <w:ilvl w:val="0"/>
-          <w:numId w:val="1006"/>
+        <w:t xml:space="preserve">sélectionnés par [Nom de l'entreprise BTP] (typiquement 50 à 100 véhicules/engins)</w:t>
+      </w:r>
+    </w:p>
+    <w:p>
+      <w:pPr>
+        <w:pStyle w:val="Compact"/>
+        <w:numPr>
+          <w:ilvl w:val="0"/>
+          <w:numId w:val="1007"/>
         </w:numPr>
       </w:pPr>
       <w:r>
@@ -1519,7 +1535,7 @@
         <w:pStyle w:val="Compact"/>
         <w:numPr>
           <w:ilvl w:val="0"/>
-          <w:numId w:val="1006"/>
+          <w:numId w:val="1007"/>
         </w:numPr>
       </w:pPr>
       <w:r>
@@ -1527,23 +1543,23 @@
           <w:b/>
           <w:bCs/>
         </w:rPr>
-        <w:t xml:space="preserve">Tarif mensuel sans engagement, vous voyez la valeur dès le premier mois : économies sur les pièces, administration DGI allégée, moins d’immobilisation chantier</w:t>
-      </w:r>
-    </w:p>
-    <w:p>
-      <w:pPr>
-        <w:pStyle w:val="Compact"/>
-        <w:numPr>
-          <w:ilvl w:val="0"/>
-          <w:numId w:val="1006"/>
-        </w:numPr>
-      </w:pPr>
-      <w:r>
-        <w:t xml:space="preserve">Accompagnement par un Liaison senior + un membre de l’équipe produit Pièces, présence terrain au démarrage</w:t>
+        <w:t xml:space="preserve">Tarif mensuel sans engagement, vous voyez la valeur dès le premier mois : économies sur les pièces, administration DGI allégée, moins d'immobilisation chantier</w:t>
+      </w:r>
+    </w:p>
+    <w:p>
+      <w:pPr>
+        <w:pStyle w:val="Compact"/>
+        <w:numPr>
+          <w:ilvl w:val="0"/>
+          <w:numId w:val="1007"/>
+        </w:numPr>
+      </w:pPr>
+      <w:r>
+        <w:t xml:space="preserve">Accompagnement par un Liaison senior + un membre de l'équipe produit Pièces, présence terrain au démarrage</w:t>
       </w:r>
     </w:p>
     <w:bookmarkEnd w:id="32"/>
-    <w:bookmarkStart w:id="33" w:name="phase-roll-out-t0-30-à-t0-120-jours"/>
+    <w:bookmarkStart w:id="33" w:name="phase-roll-out-t0--30-à-t0--120-jours"/>
     <w:p>
       <w:pPr>
         <w:pStyle w:val="Heading3"/>
@@ -1557,19 +1573,19 @@
         <w:pStyle w:val="Compact"/>
         <w:numPr>
           <w:ilvl w:val="0"/>
-          <w:numId w:val="1007"/>
-        </w:numPr>
-      </w:pPr>
-      <w:r>
-        <w:t xml:space="preserve">Import CSV de la flotte complète (800 véhicules/engins) — format simple : marque, modèle, année, immatriculation ou numéro de série, h ou km, type d’usage, chantier d’affectation</w:t>
-      </w:r>
-    </w:p>
-    <w:p>
-      <w:pPr>
-        <w:pStyle w:val="Compact"/>
-        <w:numPr>
-          <w:ilvl w:val="0"/>
-          <w:numId w:val="1007"/>
+          <w:numId w:val="1008"/>
+        </w:numPr>
+      </w:pPr>
+      <w:r>
+        <w:t xml:space="preserve">Import CSV de la flotte complète (800 véhicules/engins) — format simple : marque, modèle, année, immatriculation ou numéro de série, h ou km, type d'usage, chantier d'affectation</w:t>
+      </w:r>
+    </w:p>
+    <w:p>
+      <w:pPr>
+        <w:pStyle w:val="Compact"/>
+        <w:numPr>
+          <w:ilvl w:val="0"/>
+          <w:numId w:val="1008"/>
         </w:numPr>
       </w:pPr>
       <w:r>
@@ -1581,7 +1597,7 @@
         <w:pStyle w:val="Compact"/>
         <w:numPr>
           <w:ilvl w:val="0"/>
-          <w:numId w:val="1007"/>
+          <w:numId w:val="1008"/>
         </w:numPr>
       </w:pPr>
       <w:r>
@@ -1593,7 +1609,7 @@
         <w:pStyle w:val="Compact"/>
         <w:numPr>
           <w:ilvl w:val="0"/>
-          <w:numId w:val="1007"/>
+          <w:numId w:val="1008"/>
         </w:numPr>
       </w:pPr>
       <w:r>
@@ -1605,7 +1621,7 @@
         <w:pStyle w:val="Compact"/>
         <w:numPr>
           <w:ilvl w:val="0"/>
-          <w:numId w:val="1007"/>
+          <w:numId w:val="1008"/>
         </w:numPr>
       </w:pPr>
       <w:r>
@@ -1629,7 +1645,7 @@
       </w:r>
     </w:p>
     <w:bookmarkEnd w:id="33"/>
-    <w:bookmarkStart w:id="34" w:name="Xa12315f9e3875362c600f5395503a0e07671827"/>
+    <w:bookmarkStart w:id="34" w:name="X94a1e5e812bf28984653fdfb7e2cc49e9598810"/>
     <w:p>
       <w:pPr>
         <w:pStyle w:val="Heading3"/>
@@ -1643,7 +1659,7 @@
         <w:pStyle w:val="Compact"/>
         <w:numPr>
           <w:ilvl w:val="0"/>
-          <w:numId w:val="1008"/>
+          <w:numId w:val="1009"/>
         </w:numPr>
       </w:pPr>
       <w:r>
@@ -1655,7 +1671,7 @@
         <w:pStyle w:val="Compact"/>
         <w:numPr>
           <w:ilvl w:val="0"/>
-          <w:numId w:val="1008"/>
+          <w:numId w:val="1009"/>
         </w:numPr>
       </w:pPr>
       <w:r>
@@ -1667,7 +1683,7 @@
         <w:pStyle w:val="Compact"/>
         <w:numPr>
           <w:ilvl w:val="0"/>
-          <w:numId w:val="1008"/>
+          <w:numId w:val="1009"/>
         </w:numPr>
       </w:pPr>
       <w:r>
@@ -1683,7 +1699,7 @@
     </w:p>
     <w:bookmarkEnd w:id="34"/>
     <w:bookmarkEnd w:id="35"/>
-    <w:bookmarkStart w:id="36" w:name="réversibilité-et-sortie"/>
+    <w:bookmarkStart w:id="36" w:name="X407c25866bc9357dc37177450b9abeeeadff91d"/>
     <w:p>
       <w:pPr>
         <w:pStyle w:val="Heading2"/>
@@ -1697,7 +1713,7 @@
         <w:pStyle w:val="Compact"/>
         <w:numPr>
           <w:ilvl w:val="0"/>
-          <w:numId w:val="1009"/>
+          <w:numId w:val="1010"/>
         </w:numPr>
       </w:pPr>
       <w:r>
@@ -1741,23 +1757,23 @@
         <w:pStyle w:val="Compact"/>
         <w:numPr>
           <w:ilvl w:val="0"/>
-          <w:numId w:val="1009"/>
-        </w:numPr>
-      </w:pPr>
-      <w:r>
-        <w:t xml:space="preserve">Données : export complet CSV / FEC à la sortie (historique commandes, factures, fiches véhicules/engins, alertes maintenance, plans d’entretien).</w:t>
-      </w:r>
-    </w:p>
-    <w:p>
-      <w:pPr>
-        <w:pStyle w:val="Compact"/>
-        <w:numPr>
-          <w:ilvl w:val="0"/>
-          <w:numId w:val="1009"/>
-        </w:numPr>
-      </w:pPr>
-      <w:r>
-        <w:t xml:space="preserve">Aucune clause d’exclusivité — [Nom de l’entreprise BTP] peut continuer à acheter hors Pièces si elle le souhaite, mais perd la visibilité consolidée et la facturation normalisée sur ces achats.</w:t>
+          <w:numId w:val="1010"/>
+        </w:numPr>
+      </w:pPr>
+      <w:r>
+        <w:t xml:space="preserve">Données : export complet CSV / FEC à la sortie (historique commandes, factures, fiches véhicules/engins, alertes maintenance, plans d'entretien).</w:t>
+      </w:r>
+    </w:p>
+    <w:p>
+      <w:pPr>
+        <w:pStyle w:val="Compact"/>
+        <w:numPr>
+          <w:ilvl w:val="0"/>
+          <w:numId w:val="1010"/>
+        </w:numPr>
+      </w:pPr>
+      <w:r>
+        <w:t xml:space="preserve">Aucune clause d'exclusivité — [Nom de l'entreprise BTP] peut continuer à acheter hors Pièces si elle le souhaite, mais perd la visibilité consolidée et la facturation normalisée sur ces achats.</w:t>
       </w:r>
     </w:p>
     <w:p>
@@ -1768,7 +1784,7 @@
       </w:r>
     </w:p>
     <w:bookmarkEnd w:id="36"/>
-    <w:bookmarkStart w:id="37" w:name="recommandation-pièces"/>
+    <w:bookmarkStart w:id="37" w:name="Xadb8d9e5dde7d0b2d453665ba72395db9cd303c"/>
     <w:p>
       <w:pPr>
         <w:pStyle w:val="Heading2"/>
@@ -1782,7 +1798,7 @@
         <w:pStyle w:val="FirstParagraph"/>
       </w:pPr>
       <w:r>
-        <w:t xml:space="preserve">Pour une flotte BTP de 800 véhicules en Côte d’Ivoire, Pièces recommande :</w:t>
+        <w:t xml:space="preserve">Pour une flotte BTP de 800 véhicules en Côte d'Ivoire, Pièces recommande :</w:t>
       </w:r>
     </w:p>
     <w:p>
@@ -1820,27 +1836,39 @@
       <w:r>
         <w:t xml:space="preserve">Configuration cible :</w:t>
       </w:r>
-      <w:r>
-        <w:t xml:space="preserve"> </w:t>
-      </w:r>
-      <w:r>
-        <w:t xml:space="preserve">- 400 véh en Flotte Pro + : 40 M FCFA/an (annuel)</w:t>
-      </w:r>
-      <w:r>
-        <w:t xml:space="preserve"> </w:t>
-      </w:r>
-      <w:r>
-        <w:t xml:space="preserve">- 400 véh en Flotte Pro : 20 M FCFA/an (annuel)</w:t>
-      </w:r>
-      <w:r>
-        <w:t xml:space="preserve"> </w:t>
-      </w:r>
-      <w:r>
-        <w:t xml:space="preserve">-</w:t>
-      </w:r>
-      <w:r>
-        <w:t xml:space="preserve"> </w:t>
-      </w:r>
+    </w:p>
+    <w:p>
+      <w:pPr>
+        <w:pStyle w:val="Compact"/>
+        <w:numPr>
+          <w:ilvl w:val="0"/>
+          <w:numId w:val="1011"/>
+        </w:numPr>
+      </w:pPr>
+      <w:r>
+        <w:t xml:space="preserve">400 véh en Flotte Pro + : 40 M FCFA/an (annuel)</w:t>
+      </w:r>
+    </w:p>
+    <w:p>
+      <w:pPr>
+        <w:pStyle w:val="Compact"/>
+        <w:numPr>
+          <w:ilvl w:val="0"/>
+          <w:numId w:val="1011"/>
+        </w:numPr>
+      </w:pPr>
+      <w:r>
+        <w:t xml:space="preserve">400 véh en Flotte Pro : 20 M FCFA/an (annuel)</w:t>
+      </w:r>
+    </w:p>
+    <w:p>
+      <w:pPr>
+        <w:pStyle w:val="Compact"/>
+        <w:numPr>
+          <w:ilvl w:val="0"/>
+          <w:numId w:val="1011"/>
+        </w:numPr>
+      </w:pPr>
       <w:r>
         <w:rPr>
           <w:b/>
@@ -1857,7 +1885,7 @@
     </w:p>
     <w:p>
       <w:pPr>
-        <w:pStyle w:val="BodyText"/>
+        <w:pStyle w:val="FirstParagraph"/>
       </w:pPr>
       <w:r>
         <w:t xml:space="preserve">Cette approche permet de concentrer la valeur de la livraison express prioritaire là où elle paie réellement (engins lourds en chantier critique) sans gonfler le coût sur le parc non-prioritaire.</w:t>
@@ -1871,7 +1899,7 @@
       </w:r>
     </w:p>
     <w:bookmarkEnd w:id="37"/>
-    <w:bookmarkStart w:id="38" w:name="conditions-de-signature"/>
+    <w:bookmarkStart w:id="38" w:name="X04269a78f9844372bccf02515e9d04fef119bb7"/>
     <w:p>
       <w:pPr>
         <w:pStyle w:val="Heading2"/>
@@ -1885,7 +1913,7 @@
         <w:pStyle w:val="Compact"/>
         <w:numPr>
           <w:ilvl w:val="0"/>
-          <w:numId w:val="1010"/>
+          <w:numId w:val="1012"/>
         </w:numPr>
       </w:pPr>
       <w:r>
@@ -1913,11 +1941,11 @@
         <w:pStyle w:val="Compact"/>
         <w:numPr>
           <w:ilvl w:val="0"/>
-          <w:numId w:val="1010"/>
-        </w:numPr>
-      </w:pPr>
-      <w:r>
-        <w:t xml:space="preserve">L’offre est soumise à une</w:t>
+          <w:numId w:val="1012"/>
+        </w:numPr>
+      </w:pPr>
+      <w:r>
+        <w:t xml:space="preserve">L'offre est soumise à une</w:t>
       </w:r>
       <w:r>
         <w:t xml:space="preserve"> </w:t>
@@ -1941,11 +1969,11 @@
         <w:pStyle w:val="Compact"/>
         <w:numPr>
           <w:ilvl w:val="0"/>
-          <w:numId w:val="1010"/>
-        </w:numPr>
-      </w:pPr>
-      <w:r>
-        <w:t xml:space="preserve">Un contrat-cadre détaillé sera produit à l’issue de la phase de déploiement initial, reprenant les conditions de cette offre et les ajustements opérationnels constatés (sites miniers, intégration GMAO, fréquences de livraison hebdomadaire).</w:t>
+          <w:numId w:val="1012"/>
+        </w:numPr>
+      </w:pPr>
+      <w:r>
+        <w:t xml:space="preserve">Un contrat-cadre détaillé sera produit à l'issue de la phase de déploiement initial, reprenant les conditions de cette offre et les ajustements opérationnels constatés (sites miniers, intégration GMAO, fréquences de livraison hebdomadaire).</w:t>
       </w:r>
     </w:p>
     <w:p>
@@ -1956,7 +1984,7 @@
       </w:r>
     </w:p>
     <w:bookmarkEnd w:id="38"/>
-    <w:bookmarkStart w:id="39" w:name="contact"/>
+    <w:bookmarkStart w:id="40" w:name="X5dd80f53d02925f270703a35b97d600acb1d2bf"/>
     <w:p>
       <w:pPr>
         <w:pStyle w:val="Heading2"/>
@@ -1985,9 +2013,14 @@
       <w:r>
         <w:t xml:space="preserve"> </w:t>
       </w:r>
-      <w:r>
-        <w:t xml:space="preserve">fernando.kouame@gmail.com</w:t>
-      </w:r>
+      <w:hyperlink r:id="rId39">
+        <w:r>
+          <w:rPr>
+            <w:rStyle w:val="Hyperlink"/>
+          </w:rPr>
+          <w:t xml:space="preserve">fernando.kouame@gmail.com</w:t>
+        </w:r>
+      </w:hyperlink>
     </w:p>
     <w:p>
       <w:pPr>
@@ -2001,8 +2034,8 @@
         <w:t xml:space="preserve">Document confidentiel · diffusion restreinte · ne pas reproduire sans accord écrit de Pièces.ci. Référence interne : PCS-BTP-2026-05-001.</w:t>
       </w:r>
     </w:p>
-    <w:bookmarkEnd w:id="39"/>
     <w:bookmarkEnd w:id="40"/>
+    <w:bookmarkEnd w:id="41"/>
     <w:sectPr/>
   </w:body>
 </w:document>
@@ -2243,6 +2276,12 @@
     <w:abstractNumId w:val="991"/>
   </w:num>
   <w:num w:numId="1010">
+    <w:abstractNumId w:val="991"/>
+  </w:num>
+  <w:num w:numId="1011">
+    <w:abstractNumId w:val="991"/>
+  </w:num>
+  <w:num w:numId="1012">
     <w:abstractNumId w:val="991"/>
   </w:num>
 </w:numbering>
